--- a/_site/python/2021-06-07-03-objetos-de-python/index.docx
+++ b/_site/python/2021-06-07-03-objetos-de-python/index.docx
@@ -37757,7 +37757,7 @@
       </w:r>
     </w:p>
     <w:bookmarkEnd w:id="89"/>
-    <w:bookmarkStart w:id="118" w:name="publicaciones-similares"/>
+    <w:bookmarkStart w:id="116" w:name="publicaciones-similares"/>
     <w:p>
       <w:pPr>
         <w:pStyle w:val="Heading1"/>
@@ -38043,27 +38043,6 @@
           <w:rPr>
             <w:rStyle w:val="Hyperlink"/>
           </w:rPr>
-          <w:t xml:space="preserve">11 Validacion Cruzada Y Composicion Del Modelo Con Python</w:t>
-        </w:r>
-      </w:hyperlink>
-    </w:p>
-    <w:p>
-      <w:pPr>
-        <w:pStyle w:val="Compact"/>
-        <w:numPr>
-          <w:ilvl w:val="0"/>
-          <w:numId w:val="1003"/>
-        </w:numPr>
-      </w:pPr>
-      <w:hyperlink r:id="rId116"/>
-      <w:r>
-        <w:t xml:space="preserve"> </w:t>
-      </w:r>
-      <w:hyperlink r:id="rId117">
-        <w:r>
-          <w:rPr>
-            <w:rStyle w:val="Hyperlink"/>
-          </w:rPr>
           <w:t xml:space="preserve">Visualizacion De Datos Con Python</w:t>
         </w:r>
       </w:hyperlink>
@@ -38076,7 +38055,7 @@
         <w:t xml:space="preserve">Esperamos que encuentres estas publicaciones igualmente interesantes y útiles. ¡Disfruta de la lectura!</w:t>
       </w:r>
     </w:p>
-    <w:bookmarkEnd w:id="118"/>
+    <w:bookmarkEnd w:id="116"/>
     <w:sectPr>
       <w:headerReference r:id="rId8" w:type="even"/>
       <w:headerReference r:id="rId9" w:type="default"/>

--- a/_site/python/2021-06-07-03-objetos-de-python/index.docx
+++ b/_site/python/2021-06-07-03-objetos-de-python/index.docx
@@ -749,6 +749,53 @@
         <w:t xml:space="preserve">(datos_vacios)</w:t>
       </w:r>
     </w:p>
+    <w:p>
+      <w:pPr>
+        <w:pStyle w:val="SourceCode"/>
+      </w:pPr>
+      <w:r>
+        <w:rPr>
+          <w:rStyle w:val="VerbatimChar"/>
+        </w:rPr>
+        <w:t xml:space="preserve">[10.5, 12.3, 15.8, 9.9, 11.2]</w:t>
+      </w:r>
+      <w:r>
+        <w:br/>
+      </w:r>
+      <w:r>
+        <w:rPr>
+          <w:rStyle w:val="VerbatimChar"/>
+        </w:rPr>
+        <w:t xml:space="preserve">['Agricultura', 'Minería', 'Manufactura', 'Servicios']</w:t>
+      </w:r>
+      <w:r>
+        <w:br/>
+      </w:r>
+      <w:r>
+        <w:rPr>
+          <w:rStyle w:val="VerbatimChar"/>
+        </w:rPr>
+        <w:t xml:space="preserve">[2019, 2020, 2021, 2022, 2023]</w:t>
+      </w:r>
+      <w:r>
+        <w:br/>
+      </w:r>
+      <w:r>
+        <w:rPr>
+          <w:rStyle w:val="VerbatimChar"/>
+        </w:rPr>
+        <w:t xml:space="preserve">[0.05, 0.06, 0.055, 0.065, 0.07]</w:t>
+      </w:r>
+      <w:r>
+        <w:br/>
+      </w:r>
+      <w:r>
+        <w:rPr>
+          <w:rStyle w:val="VerbatimChar"/>
+        </w:rPr>
+        <w:t xml:space="preserve">[]</w:t>
+      </w:r>
+    </w:p>
     <w:bookmarkEnd w:id="29"/>
     <w:bookmarkStart w:id="30" w:name="listas-heterogéneas"/>
     <w:p>
@@ -1142,6 +1189,17 @@
           <w:rStyle w:val="NormalTok"/>
         </w:rPr>
         <w:t xml:space="preserve">]</w:t>
+      </w:r>
+    </w:p>
+    <w:p>
+      <w:pPr>
+        <w:pStyle w:val="SourceCode"/>
+      </w:pPr>
+      <w:r>
+        <w:rPr>
+          <w:rStyle w:val="VerbatimChar"/>
+        </w:rPr>
+        <w:t xml:space="preserve">['TechCorp', 2015, 1500000.5, True, ['Lima', 'Arequipa']]</w:t>
       </w:r>
     </w:p>
     <w:bookmarkEnd w:id="30"/>
@@ -1833,6 +1891,53 @@
         <w:t xml:space="preserve"># 0.3%</w:t>
       </w:r>
     </w:p>
+    <w:p>
+      <w:pPr>
+        <w:pStyle w:val="SourceCode"/>
+      </w:pPr>
+      <w:r>
+        <w:rPr>
+          <w:rStyle w:val="VerbatimChar"/>
+        </w:rPr>
+        <w:t xml:space="preserve">Inflación de enero: 0.5%</w:t>
+      </w:r>
+      <w:r>
+        <w:br/>
+      </w:r>
+      <w:r>
+        <w:rPr>
+          <w:rStyle w:val="VerbatimChar"/>
+        </w:rPr>
+        <w:t xml:space="preserve">Inflación de febrero: 0.3%</w:t>
+      </w:r>
+      <w:r>
+        <w:br/>
+      </w:r>
+      <w:r>
+        <w:rPr>
+          <w:rStyle w:val="VerbatimChar"/>
+        </w:rPr>
+        <w:t xml:space="preserve">Inflación de diciembre: 0.4%</w:t>
+      </w:r>
+      <w:r>
+        <w:br/>
+      </w:r>
+      <w:r>
+        <w:rPr>
+          <w:rStyle w:val="VerbatimChar"/>
+        </w:rPr>
+        <w:t xml:space="preserve">Último mes: 0.4%</w:t>
+      </w:r>
+      <w:r>
+        <w:br/>
+      </w:r>
+      <w:r>
+        <w:rPr>
+          <w:rStyle w:val="VerbatimChar"/>
+        </w:rPr>
+        <w:t xml:space="preserve">Penúltimo mes: 0.3%</w:t>
+      </w:r>
+    </w:p>
     <w:bookmarkEnd w:id="31"/>
     <w:bookmarkStart w:id="32" w:name="slicing-de-listas"/>
     <w:p>
@@ -2796,6 +2901,80 @@
           <w:rStyle w:val="NormalTok"/>
         </w:rPr>
         <w:t xml:space="preserve">)</w:t>
+      </w:r>
+    </w:p>
+    <w:p>
+      <w:pPr>
+        <w:pStyle w:val="SourceCode"/>
+      </w:pPr>
+      <w:r>
+        <w:rPr>
+          <w:rStyle w:val="VerbatimChar"/>
+        </w:rPr>
+        <w:t xml:space="preserve">Q1 Año 1: 50000</w:t>
+      </w:r>
+      <w:r>
+        <w:br/>
+      </w:r>
+      <w:r>
+        <w:rPr>
+          <w:rStyle w:val="VerbatimChar"/>
+        </w:rPr>
+        <w:t xml:space="preserve">Año 1: [50000, 52000, 51500, 53000]</w:t>
+      </w:r>
+      <w:r>
+        <w:br/>
+      </w:r>
+      <w:r>
+        <w:rPr>
+          <w:rStyle w:val="VerbatimChar"/>
+        </w:rPr>
+        <w:t xml:space="preserve">Año 2: [54000, 55500, 56000, 57200]</w:t>
+      </w:r>
+      <w:r>
+        <w:br/>
+      </w:r>
+      <w:r>
+        <w:rPr>
+          <w:rStyle w:val="VerbatimChar"/>
+        </w:rPr>
+        <w:t xml:space="preserve">Primeros 3 trimestres: [50000, 52000, 51500]</w:t>
+      </w:r>
+      <w:r>
+        <w:br/>
+      </w:r>
+      <w:r>
+        <w:rPr>
+          <w:rStyle w:val="VerbatimChar"/>
+        </w:rPr>
+        <w:t xml:space="preserve">Desde Q4: [53000, 54000, 55500, 56000, 57200]</w:t>
+      </w:r>
+      <w:r>
+        <w:br/>
+      </w:r>
+      <w:r>
+        <w:rPr>
+          <w:rStyle w:val="VerbatimChar"/>
+        </w:rPr>
+        <w:t xml:space="preserve">Todos: [50000, 52000, 51500, 53000, 54000, 55500, 56000, 57200]</w:t>
+      </w:r>
+      <w:r>
+        <w:br/>
+      </w:r>
+      <w:r>
+        <w:rPr>
+          <w:rStyle w:val="VerbatimChar"/>
+        </w:rPr>
+        <w:t xml:space="preserve">Trimestres impares (Q1, Q3): [50000, 51500, 54000, 56000]</w:t>
+      </w:r>
+      <w:r>
+        <w:br/>
+      </w:r>
+      <w:r>
+        <w:rPr>
+          <w:rStyle w:val="VerbatimChar"/>
+        </w:rPr>
+        <w:t xml:space="preserve">Invertido: [57200, 56000, 55500, 54000, 53000, 51500, 52000, 50000]</w:t>
       </w:r>
     </w:p>
     <w:bookmarkEnd w:id="32"/>
@@ -3331,6 +3510,44 @@
         <w:t xml:space="preserve">)</w:t>
       </w:r>
     </w:p>
+    <w:p>
+      <w:pPr>
+        <w:pStyle w:val="SourceCode"/>
+      </w:pPr>
+      <w:r>
+        <w:rPr>
+          <w:rStyle w:val="VerbatimChar"/>
+        </w:rPr>
+        <w:t xml:space="preserve">Original: [2.5, 3.0, 3.2, 2.8, 3.5]</w:t>
+      </w:r>
+      <w:r>
+        <w:br/>
+      </w:r>
+      <w:r>
+        <w:rPr>
+          <w:rStyle w:val="VerbatimChar"/>
+        </w:rPr>
+        <w:t xml:space="preserve">Modificado: [2.5, 3.0, 3.3, 2.8, 3.5]</w:t>
+      </w:r>
+      <w:r>
+        <w:br/>
+      </w:r>
+      <w:r>
+        <w:rPr>
+          <w:rStyle w:val="VerbatimChar"/>
+        </w:rPr>
+        <w:t xml:space="preserve">Actualizado: [2.5, 3.0, 3.3, 2.9, 3.6]</w:t>
+      </w:r>
+      <w:r>
+        <w:br/>
+      </w:r>
+      <w:r>
+        <w:rPr>
+          <w:rStyle w:val="VerbatimChar"/>
+        </w:rPr>
+        <w:t xml:space="preserve">Final: [2.5, 3.0, 3.3, 2.9, 3.7]</w:t>
+      </w:r>
+    </w:p>
     <w:bookmarkEnd w:id="33"/>
     <w:bookmarkStart w:id="34" w:name="listas-anidadas"/>
     <w:p>
@@ -4063,6 +4280,44 @@
           <w:rStyle w:val="NormalTok"/>
         </w:rPr>
         <w:t xml:space="preserve">)</w:t>
+      </w:r>
+    </w:p>
+    <w:p>
+      <w:pPr>
+        <w:pStyle w:val="SourceCode"/>
+      </w:pPr>
+      <w:r>
+        <w:rPr>
+          <w:rStyle w:val="VerbatimChar"/>
+        </w:rPr>
+        <w:t xml:space="preserve">PIB Lima año 2: 105000</w:t>
+      </w:r>
+      <w:r>
+        <w:br/>
+      </w:r>
+      <w:r>
+        <w:rPr>
+          <w:rStyle w:val="VerbatimChar"/>
+        </w:rPr>
+        <w:t xml:space="preserve">PIB Cusco año 3: 33000</w:t>
+      </w:r>
+      <w:r>
+        <w:br/>
+      </w:r>
+      <w:r>
+        <w:rPr>
+          <w:rStyle w:val="VerbatimChar"/>
+        </w:rPr>
+        <w:t xml:space="preserve">PIB Arequipa todos los años: [50000, 52000, 54500]</w:t>
+      </w:r>
+      <w:r>
+        <w:br/>
+      </w:r>
+      <w:r>
+        <w:rPr>
+          <w:rStyle w:val="VerbatimChar"/>
+        </w:rPr>
+        <w:t xml:space="preserve">PIB Arequipa actualizado: [50000, 52000, 55000]</w:t>
       </w:r>
     </w:p>
     <w:bookmarkEnd w:id="34"/>
@@ -4543,6 +4798,44 @@
     </w:p>
     <w:p>
       <w:pPr>
+        <w:pStyle w:val="SourceCode"/>
+      </w:pPr>
+      <w:r>
+        <w:rPr>
+          <w:rStyle w:val="VerbatimChar"/>
+        </w:rPr>
+        <w:t xml:space="preserve">Precios 2023: [100, 105, 110, 108, 112]</w:t>
+      </w:r>
+      <w:r>
+        <w:br/>
+      </w:r>
+      <w:r>
+        <w:rPr>
+          <w:rStyle w:val="VerbatimChar"/>
+        </w:rPr>
+        <w:t xml:space="preserve">Precios 2023: [120, 105, 110, 108, 112]</w:t>
+      </w:r>
+      <w:r>
+        <w:br/>
+      </w:r>
+      <w:r>
+        <w:rPr>
+          <w:rStyle w:val="VerbatimChar"/>
+        </w:rPr>
+        <w:t xml:space="preserve">Precios 2024: [120, 105, 110, 108, 112]</w:t>
+      </w:r>
+      <w:r>
+        <w:br/>
+      </w:r>
+      <w:r>
+        <w:rPr>
+          <w:rStyle w:val="VerbatimChar"/>
+        </w:rPr>
+        <w:t xml:space="preserve">¿Son el mismo objeto? True</w:t>
+      </w:r>
+    </w:p>
+    <w:p>
+      <w:pPr>
         <w:pStyle w:val="FirstParagraph"/>
       </w:pPr>
       <w:r>
@@ -5114,6 +5407,44 @@
         <w:t xml:space="preserve"># False</w:t>
       </w:r>
     </w:p>
+    <w:p>
+      <w:pPr>
+        <w:pStyle w:val="SourceCode"/>
+      </w:pPr>
+      <w:r>
+        <w:rPr>
+          <w:rStyle w:val="VerbatimChar"/>
+        </w:rPr>
+        <w:t xml:space="preserve">Inflación base: [2.5, 3.0, 2.8, 3.2]</w:t>
+      </w:r>
+      <w:r>
+        <w:br/>
+      </w:r>
+      <w:r>
+        <w:rPr>
+          <w:rStyle w:val="VerbatimChar"/>
+        </w:rPr>
+        <w:t xml:space="preserve">Inflación base:   [2.5, 3.0, 2.8, 3.2]</w:t>
+      </w:r>
+      <w:r>
+        <w:br/>
+      </w:r>
+      <w:r>
+        <w:rPr>
+          <w:rStyle w:val="VerbatimChar"/>
+        </w:rPr>
+        <w:t xml:space="preserve">Inflación copia1: [2.7, 3.0, 2.8, 3.2]</w:t>
+      </w:r>
+      <w:r>
+        <w:br/>
+      </w:r>
+      <w:r>
+        <w:rPr>
+          <w:rStyle w:val="VerbatimChar"/>
+        </w:rPr>
+        <w:t xml:space="preserve">¿Son el mismo objeto? False</w:t>
+      </w:r>
+    </w:p>
     <w:bookmarkEnd w:id="37"/>
     <w:bookmarkStart w:id="38" w:name="problema-con-listas-anidadas"/>
     <w:p>
@@ -5519,6 +5850,26 @@
           <w:rStyle w:val="CommentTok"/>
         </w:rPr>
         <w:t xml:space="preserve"># [['Lima', 105000], ['Arequipa', 50000], ['Cusco', 30000]]</w:t>
+      </w:r>
+    </w:p>
+    <w:p>
+      <w:pPr>
+        <w:pStyle w:val="SourceCode"/>
+      </w:pPr>
+      <w:r>
+        <w:rPr>
+          <w:rStyle w:val="VerbatimChar"/>
+        </w:rPr>
+        <w:t xml:space="preserve">Original: [['Lima', 105000], ['Arequipa', 50000], ['Cusco', 30000]]</w:t>
+      </w:r>
+      <w:r>
+        <w:br/>
+      </w:r>
+      <w:r>
+        <w:rPr>
+          <w:rStyle w:val="VerbatimChar"/>
+        </w:rPr>
+        <w:t xml:space="preserve">Copia: [['Lima', 105000], ['Arequipa', 50000], ['Cusco', 30000]]</w:t>
       </w:r>
     </w:p>
     <w:bookmarkEnd w:id="38"/>
@@ -5928,6 +6279,26 @@
         <w:t xml:space="preserve"># [['Lima', 105000], ['Arequipa', 50000], ['Cusco', 30000]]</w:t>
       </w:r>
     </w:p>
+    <w:p>
+      <w:pPr>
+        <w:pStyle w:val="SourceCode"/>
+      </w:pPr>
+      <w:r>
+        <w:rPr>
+          <w:rStyle w:val="VerbatimChar"/>
+        </w:rPr>
+        <w:t xml:space="preserve">Original: [['Lima', 100000], ['Arequipa', 50000], ['Cusco', 30000]]</w:t>
+      </w:r>
+      <w:r>
+        <w:br/>
+      </w:r>
+      <w:r>
+        <w:rPr>
+          <w:rStyle w:val="VerbatimChar"/>
+        </w:rPr>
+        <w:t xml:space="preserve">Copia profunda: [['Lima', 105000], ['Arequipa', 50000], ['Cusco', 30000]]</w:t>
+      </w:r>
+    </w:p>
     <w:bookmarkEnd w:id="39"/>
     <w:bookmarkStart w:id="40" w:name="ejemplo-aplicado-escenarios-económicos"/>
     <w:p>
@@ -6604,6 +6975,68 @@
           <w:rStyle w:val="NormalTok"/>
         </w:rPr>
         <w:t xml:space="preserve">(escenario_pesimista)</w:t>
+      </w:r>
+    </w:p>
+    <w:p>
+      <w:pPr>
+        <w:pStyle w:val="SourceCode"/>
+      </w:pPr>
+      <w:r>
+        <w:rPr>
+          <w:rStyle w:val="VerbatimChar"/>
+        </w:rPr>
+        <w:t xml:space="preserve">Escenario Base:</w:t>
+      </w:r>
+      <w:r>
+        <w:br/>
+      </w:r>
+      <w:r>
+        <w:rPr>
+          <w:rStyle w:val="VerbatimChar"/>
+        </w:rPr>
+        <w:t xml:space="preserve">{'pib': 242632, 'inflacion': 3.5, 'desempleo': 7.2, 'sectores': ['Minería', 'Agricultura', 'Manufactura']}</w:t>
+      </w:r>
+      <w:r>
+        <w:br/>
+      </w:r>
+      <w:r>
+        <w:br/>
+      </w:r>
+      <w:r>
+        <w:rPr>
+          <w:rStyle w:val="VerbatimChar"/>
+        </w:rPr>
+        <w:t xml:space="preserve">Escenario Optimista:</w:t>
+      </w:r>
+      <w:r>
+        <w:br/>
+      </w:r>
+      <w:r>
+        <w:rPr>
+          <w:rStyle w:val="VerbatimChar"/>
+        </w:rPr>
+        <w:t xml:space="preserve">{'pib': 250000, 'inflacion': 3.0, 'desempleo': 7.2, 'sectores': ['Minería', 'Agricultura', 'Manufactura', 'Tecnología']}</w:t>
+      </w:r>
+      <w:r>
+        <w:br/>
+      </w:r>
+      <w:r>
+        <w:br/>
+      </w:r>
+      <w:r>
+        <w:rPr>
+          <w:rStyle w:val="VerbatimChar"/>
+        </w:rPr>
+        <w:t xml:space="preserve">Escenario Pesimista:</w:t>
+      </w:r>
+      <w:r>
+        <w:br/>
+      </w:r>
+      <w:r>
+        <w:rPr>
+          <w:rStyle w:val="VerbatimChar"/>
+        </w:rPr>
+        <w:t xml:space="preserve">{'pib': 235000, 'inflacion': 4.5, 'desempleo': 7.2, 'sectores': ['Minería', 'Agricultura']}</w:t>
       </w:r>
     </w:p>
     <w:bookmarkEnd w:id="40"/>
@@ -7150,6 +7583,35 @@
         <w:t xml:space="preserve">)</w:t>
       </w:r>
     </w:p>
+    <w:p>
+      <w:pPr>
+        <w:pStyle w:val="SourceCode"/>
+      </w:pPr>
+      <w:r>
+        <w:rPr>
+          <w:rStyle w:val="VerbatimChar"/>
+        </w:rPr>
+        <w:t xml:space="preserve">Año completo: [50000, 52000, 51500, 53000, 54500, 55000]</w:t>
+      </w:r>
+      <w:r>
+        <w:br/>
+      </w:r>
+      <w:r>
+        <w:rPr>
+          <w:rStyle w:val="VerbatimChar"/>
+        </w:rPr>
+        <w:t xml:space="preserve">Patrón repetido: [100, 110, 100, 110, 100, 110]</w:t>
+      </w:r>
+      <w:r>
+        <w:br/>
+      </w:r>
+      <w:r>
+        <w:rPr>
+          <w:rStyle w:val="VerbatimChar"/>
+        </w:rPr>
+        <w:t xml:space="preserve">Tasas iniciales: [0.05, 0.05, 0.05, 0.05, 0.05, 0.05, 0.05, 0.05, 0.05, 0.05, 0.05, 0.05]</w:t>
+      </w:r>
+    </w:p>
     <w:bookmarkEnd w:id="42"/>
     <w:bookmarkStart w:id="43" w:name="pertenencia-a-listas"/>
     <w:p>
@@ -7640,6 +8102,53 @@
           <w:rStyle w:val="NormalTok"/>
         </w:rPr>
         <w:t xml:space="preserve">)</w:t>
+      </w:r>
+    </w:p>
+    <w:p>
+      <w:pPr>
+        <w:pStyle w:val="SourceCode"/>
+      </w:pPr>
+      <w:r>
+        <w:rPr>
+          <w:rStyle w:val="VerbatimChar"/>
+        </w:rPr>
+        <w:t xml:space="preserve">True</w:t>
+      </w:r>
+      <w:r>
+        <w:br/>
+      </w:r>
+      <w:r>
+        <w:rPr>
+          <w:rStyle w:val="VerbatimChar"/>
+        </w:rPr>
+        <w:t xml:space="preserve">False</w:t>
+      </w:r>
+      <w:r>
+        <w:br/>
+      </w:r>
+      <w:r>
+        <w:rPr>
+          <w:rStyle w:val="VerbatimChar"/>
+        </w:rPr>
+        <w:t xml:space="preserve">False</w:t>
+      </w:r>
+      <w:r>
+        <w:br/>
+      </w:r>
+      <w:r>
+        <w:rPr>
+          <w:rStyle w:val="VerbatimChar"/>
+        </w:rPr>
+        <w:t xml:space="preserve">True</w:t>
+      </w:r>
+      <w:r>
+        <w:br/>
+      </w:r>
+      <w:r>
+        <w:rPr>
+          <w:rStyle w:val="VerbatimChar"/>
+        </w:rPr>
+        <w:t xml:space="preserve">Agricultura es un sector primario</w:t>
       </w:r>
     </w:p>
     <w:bookmarkEnd w:id="43"/>
@@ -8038,6 +8547,44 @@
         <w:t xml:space="preserve"># True (compara primer elemento diferente)</w:t>
       </w:r>
     </w:p>
+    <w:p>
+      <w:pPr>
+        <w:pStyle w:val="SourceCode"/>
+      </w:pPr>
+      <w:r>
+        <w:rPr>
+          <w:rStyle w:val="VerbatimChar"/>
+        </w:rPr>
+        <w:t xml:space="preserve">False</w:t>
+      </w:r>
+      <w:r>
+        <w:br/>
+      </w:r>
+      <w:r>
+        <w:rPr>
+          <w:rStyle w:val="VerbatimChar"/>
+        </w:rPr>
+        <w:t xml:space="preserve">True</w:t>
+      </w:r>
+      <w:r>
+        <w:br/>
+      </w:r>
+      <w:r>
+        <w:rPr>
+          <w:rStyle w:val="VerbatimChar"/>
+        </w:rPr>
+        <w:t xml:space="preserve">False</w:t>
+      </w:r>
+      <w:r>
+        <w:br/>
+      </w:r>
+      <w:r>
+        <w:rPr>
+          <w:rStyle w:val="VerbatimChar"/>
+        </w:rPr>
+        <w:t xml:space="preserve">True</w:t>
+      </w:r>
+    </w:p>
     <w:bookmarkEnd w:id="44"/>
     <w:bookmarkStart w:id="45" w:name="eliminar-elementos"/>
     <w:p>
@@ -8729,6 +9276,80 @@
           <w:rStyle w:val="NormalTok"/>
         </w:rPr>
         <w:t xml:space="preserve">)</w:t>
+      </w:r>
+    </w:p>
+    <w:p>
+      <w:pPr>
+        <w:pStyle w:val="SourceCode"/>
+      </w:pPr>
+      <w:r>
+        <w:rPr>
+          <w:rStyle w:val="VerbatimChar"/>
+        </w:rPr>
+        <w:t xml:space="preserve">Original: ['Agricultura', 'Minería', 'Manufactura', 'Construcción', 'Servicios']</w:t>
+      </w:r>
+      <w:r>
+        <w:br/>
+      </w:r>
+      <w:r>
+        <w:rPr>
+          <w:rStyle w:val="VerbatimChar"/>
+        </w:rPr>
+        <w:t xml:space="preserve">Después de del: ['Agricultura', 'Minería', 'Construcción', 'Servicios']</w:t>
+      </w:r>
+      <w:r>
+        <w:br/>
+      </w:r>
+      <w:r>
+        <w:rPr>
+          <w:rStyle w:val="VerbatimChar"/>
+        </w:rPr>
+        <w:t xml:space="preserve">Después de remove: ['Agricultura', 'Minería', 'Servicios']</w:t>
+      </w:r>
+      <w:r>
+        <w:br/>
+      </w:r>
+      <w:r>
+        <w:rPr>
+          <w:rStyle w:val="VerbatimChar"/>
+        </w:rPr>
+        <w:t xml:space="preserve">Sector eliminado: Minería</w:t>
+      </w:r>
+      <w:r>
+        <w:br/>
+      </w:r>
+      <w:r>
+        <w:rPr>
+          <w:rStyle w:val="VerbatimChar"/>
+        </w:rPr>
+        <w:t xml:space="preserve">Lista actual: ['Agricultura', 'Servicios']</w:t>
+      </w:r>
+      <w:r>
+        <w:br/>
+      </w:r>
+      <w:r>
+        <w:rPr>
+          <w:rStyle w:val="VerbatimChar"/>
+        </w:rPr>
+        <w:t xml:space="preserve">Último eliminado: Servicios</w:t>
+      </w:r>
+      <w:r>
+        <w:br/>
+      </w:r>
+      <w:r>
+        <w:rPr>
+          <w:rStyle w:val="VerbatimChar"/>
+        </w:rPr>
+        <w:t xml:space="preserve">Lista final: ['Agricultura']</w:t>
+      </w:r>
+      <w:r>
+        <w:br/>
+      </w:r>
+      <w:r>
+        <w:rPr>
+          <w:rStyle w:val="VerbatimChar"/>
+        </w:rPr>
+        <w:t xml:space="preserve">Lista vacía: []</w:t>
       </w:r>
     </w:p>
     <w:bookmarkEnd w:id="45"/>
@@ -9461,6 +10082,53 @@
         <w:t xml:space="preserve"># 59.75</w:t>
       </w:r>
     </w:p>
+    <w:p>
+      <w:pPr>
+        <w:pStyle w:val="SourceCode"/>
+      </w:pPr>
+      <w:r>
+        <w:rPr>
+          <w:rStyle w:val="VerbatimChar"/>
+        </w:rPr>
+        <w:t xml:space="preserve">Número de meses: 12</w:t>
+      </w:r>
+      <w:r>
+        <w:br/>
+      </w:r>
+      <w:r>
+        <w:rPr>
+          <w:rStyle w:val="VerbatimChar"/>
+        </w:rPr>
+        <w:t xml:space="preserve">Venta mínima: 45 mil</w:t>
+      </w:r>
+      <w:r>
+        <w:br/>
+      </w:r>
+      <w:r>
+        <w:rPr>
+          <w:rStyle w:val="VerbatimChar"/>
+        </w:rPr>
+        <w:t xml:space="preserve">Venta máxima: 75 mil</w:t>
+      </w:r>
+      <w:r>
+        <w:br/>
+      </w:r>
+      <w:r>
+        <w:rPr>
+          <w:rStyle w:val="VerbatimChar"/>
+        </w:rPr>
+        <w:t xml:space="preserve">Ventas totales: 717 mil</w:t>
+      </w:r>
+      <w:r>
+        <w:br/>
+      </w:r>
+      <w:r>
+        <w:rPr>
+          <w:rStyle w:val="VerbatimChar"/>
+        </w:rPr>
+        <w:t xml:space="preserve">Venta promedio: 59.75 mil</w:t>
+      </w:r>
+    </w:p>
     <w:bookmarkEnd w:id="47"/>
     <w:bookmarkStart w:id="48" w:name="método-append"/>
     <w:p>
@@ -9806,6 +10474,35 @@
           <w:rStyle w:val="CommentTok"/>
         </w:rPr>
         <w:t xml:space="preserve"># [0.5, 0.3, 0.4, 0.6, 0.5, [0.7, 0.8]]</w:t>
+      </w:r>
+    </w:p>
+    <w:p>
+      <w:pPr>
+        <w:pStyle w:val="SourceCode"/>
+      </w:pPr>
+      <w:r>
+        <w:rPr>
+          <w:rStyle w:val="VerbatimChar"/>
+        </w:rPr>
+        <w:t xml:space="preserve">Inflación inicial: [0.5, 0.3, 0.4]</w:t>
+      </w:r>
+      <w:r>
+        <w:br/>
+      </w:r>
+      <w:r>
+        <w:rPr>
+          <w:rStyle w:val="VerbatimChar"/>
+        </w:rPr>
+        <w:t xml:space="preserve">Inflación actualizada: [0.5, 0.3, 0.4, 0.6, 0.5]</w:t>
+      </w:r>
+      <w:r>
+        <w:br/>
+      </w:r>
+      <w:r>
+        <w:rPr>
+          <w:rStyle w:val="VerbatimChar"/>
+        </w:rPr>
+        <w:t xml:space="preserve">Con lista anidada: [0.5, 0.3, 0.4, 0.6, 0.5, [0.7, 0.8]]</w:t>
       </w:r>
     </w:p>
     <w:bookmarkEnd w:id="48"/>
@@ -10371,6 +11068,44 @@
         <w:t xml:space="preserve"># [1, 2, 3, [4, 5]]</w:t>
       </w:r>
     </w:p>
+    <w:p>
+      <w:pPr>
+        <w:pStyle w:val="SourceCode"/>
+      </w:pPr>
+      <w:r>
+        <w:rPr>
+          <w:rStyle w:val="VerbatimChar"/>
+        </w:rPr>
+        <w:t xml:space="preserve">PIB Q1-Q2: [50000, 52000]</w:t>
+      </w:r>
+      <w:r>
+        <w:br/>
+      </w:r>
+      <w:r>
+        <w:rPr>
+          <w:rStyle w:val="VerbatimChar"/>
+        </w:rPr>
+        <w:t xml:space="preserve">PIB año completo: [50000, 52000, 51500, 53000]</w:t>
+      </w:r>
+      <w:r>
+        <w:br/>
+      </w:r>
+      <w:r>
+        <w:rPr>
+          <w:rStyle w:val="VerbatimChar"/>
+        </w:rPr>
+        <w:t xml:space="preserve">Con extend: [1, 2, 3, 4, 5]</w:t>
+      </w:r>
+      <w:r>
+        <w:br/>
+      </w:r>
+      <w:r>
+        <w:rPr>
+          <w:rStyle w:val="VerbatimChar"/>
+        </w:rPr>
+        <w:t xml:space="preserve">Con append: [1, 2, 3, [4, 5]]</w:t>
+      </w:r>
+    </w:p>
     <w:bookmarkEnd w:id="49"/>
     <w:bookmarkStart w:id="50" w:name="método-insert"/>
     <w:p>
@@ -10734,6 +11469,35 @@
           <w:rStyle w:val="CommentTok"/>
         </w:rPr>
         <w:t xml:space="preserve"># [2.0, 2.5, 3.0, 3.2, 3.5, 4.0]</w:t>
+      </w:r>
+    </w:p>
+    <w:p>
+      <w:pPr>
+        <w:pStyle w:val="SourceCode"/>
+      </w:pPr>
+      <w:r>
+        <w:rPr>
+          <w:rStyle w:val="VerbatimChar"/>
+        </w:rPr>
+        <w:t xml:space="preserve">Original: [2.5, 3.0, 3.5, 4.0]</w:t>
+      </w:r>
+      <w:r>
+        <w:br/>
+      </w:r>
+      <w:r>
+        <w:rPr>
+          <w:rStyle w:val="VerbatimChar"/>
+        </w:rPr>
+        <w:t xml:space="preserve">Después de insert: [2.5, 3.0, 3.2, 3.5, 4.0]</w:t>
+      </w:r>
+      <w:r>
+        <w:br/>
+      </w:r>
+      <w:r>
+        <w:rPr>
+          <w:rStyle w:val="VerbatimChar"/>
+        </w:rPr>
+        <w:t xml:space="preserve">Con valor inicial: [2.0, 2.5, 3.0, 3.2, 3.5, 4.0]</w:t>
       </w:r>
     </w:p>
     <w:bookmarkEnd w:id="50"/>
@@ -11086,6 +11850,35 @@
         <w:t xml:space="preserve">)</w:t>
       </w:r>
     </w:p>
+    <w:p>
+      <w:pPr>
+        <w:pStyle w:val="SourceCode"/>
+      </w:pPr>
+      <w:r>
+        <w:rPr>
+          <w:rStyle w:val="VerbatimChar"/>
+        </w:rPr>
+        <w:t xml:space="preserve">Original: ['Minería', 'Agricultura', 'Minería', 'Manufactura']</w:t>
+      </w:r>
+      <w:r>
+        <w:br/>
+      </w:r>
+      <w:r>
+        <w:rPr>
+          <w:rStyle w:val="VerbatimChar"/>
+        </w:rPr>
+        <w:t xml:space="preserve">Después de remove: ['Agricultura', 'Minería', 'Manufactura']</w:t>
+      </w:r>
+      <w:r>
+        <w:br/>
+      </w:r>
+      <w:r>
+        <w:rPr>
+          <w:rStyle w:val="VerbatimChar"/>
+        </w:rPr>
+        <w:t xml:space="preserve">Error: 'Tecnología' no está en la lista</w:t>
+      </w:r>
+    </w:p>
     <w:bookmarkEnd w:id="51"/>
     <w:bookmarkStart w:id="52" w:name="método-pop"/>
     <w:p>
@@ -11521,6 +12314,53 @@
           <w:rStyle w:val="NormalTok"/>
         </w:rPr>
         <w:t xml:space="preserve">)</w:t>
+      </w:r>
+    </w:p>
+    <w:p>
+      <w:pPr>
+        <w:pStyle w:val="SourceCode"/>
+      </w:pPr>
+      <w:r>
+        <w:rPr>
+          <w:rStyle w:val="VerbatimChar"/>
+        </w:rPr>
+        <w:t xml:space="preserve">Proyectos: ['Proyecto A', 'Proyecto B', 'Proyecto C', 'Proyecto D']</w:t>
+      </w:r>
+      <w:r>
+        <w:br/>
+      </w:r>
+      <w:r>
+        <w:rPr>
+          <w:rStyle w:val="VerbatimChar"/>
+        </w:rPr>
+        <w:t xml:space="preserve">Proyecto completado: Proyecto D</w:t>
+      </w:r>
+      <w:r>
+        <w:br/>
+      </w:r>
+      <w:r>
+        <w:rPr>
+          <w:rStyle w:val="VerbatimChar"/>
+        </w:rPr>
+        <w:t xml:space="preserve">Proyectos restantes: ['Proyecto A', 'Proyecto B', 'Proyecto C']</w:t>
+      </w:r>
+      <w:r>
+        <w:br/>
+      </w:r>
+      <w:r>
+        <w:rPr>
+          <w:rStyle w:val="VerbatimChar"/>
+        </w:rPr>
+        <w:t xml:space="preserve">Proyecto en ejecución: Proyecto A</w:t>
+      </w:r>
+      <w:r>
+        <w:br/>
+      </w:r>
+      <w:r>
+        <w:rPr>
+          <w:rStyle w:val="VerbatimChar"/>
+        </w:rPr>
+        <w:t xml:space="preserve">Proyectos pendientes: ['Proyecto B', 'Proyecto C']</w:t>
       </w:r>
     </w:p>
     <w:bookmarkEnd w:id="52"/>
@@ -12053,6 +12893,35 @@
         <w:t xml:space="preserve"># 3</w:t>
       </w:r>
     </w:p>
+    <w:p>
+      <w:pPr>
+        <w:pStyle w:val="SourceCode"/>
+      </w:pPr>
+      <w:r>
+        <w:rPr>
+          <w:rStyle w:val="VerbatimChar"/>
+        </w:rPr>
+        <w:t xml:space="preserve">Índice de Minería: 1</w:t>
+      </w:r>
+      <w:r>
+        <w:br/>
+      </w:r>
+      <w:r>
+        <w:rPr>
+          <w:rStyle w:val="VerbatimChar"/>
+        </w:rPr>
+        <w:t xml:space="preserve">Índice de Servicios: 3</w:t>
+      </w:r>
+      <w:r>
+        <w:br/>
+      </w:r>
+      <w:r>
+        <w:rPr>
+          <w:rStyle w:val="VerbatimChar"/>
+        </w:rPr>
+        <w:t xml:space="preserve">Índice de 2 desde posición 2: 3</w:t>
+      </w:r>
+    </w:p>
     <w:bookmarkEnd w:id="53"/>
     <w:bookmarkStart w:id="54" w:name="método-count"/>
     <w:p>
@@ -12482,6 +13351,35 @@
           <w:rStyle w:val="CommentTok"/>
         </w:rPr>
         <w:t xml:space="preserve"># 2</w:t>
+      </w:r>
+    </w:p>
+    <w:p>
+      <w:pPr>
+        <w:pStyle w:val="SourceCode"/>
+      </w:pPr>
+      <w:r>
+        <w:rPr>
+          <w:rStyle w:val="VerbatimChar"/>
+        </w:rPr>
+        <w:t xml:space="preserve">Calificación AAA: 3 veces</w:t>
+      </w:r>
+      <w:r>
+        <w:br/>
+      </w:r>
+      <w:r>
+        <w:rPr>
+          <w:rStyle w:val="VerbatimChar"/>
+        </w:rPr>
+        <w:t xml:space="preserve">Calificación AA: 2 veces</w:t>
+      </w:r>
+      <w:r>
+        <w:br/>
+      </w:r>
+      <w:r>
+        <w:rPr>
+          <w:rStyle w:val="VerbatimChar"/>
+        </w:rPr>
+        <w:t xml:space="preserve">Calificación A: 2 veces</w:t>
       </w:r>
     </w:p>
     <w:bookmarkEnd w:id="54"/>
@@ -12987,6 +13885,44 @@
         <w:t xml:space="preserve"># ['Argentina', 'Brasil', 'Chile', 'Colombia', 'Perú']</w:t>
       </w:r>
     </w:p>
+    <w:p>
+      <w:pPr>
+        <w:pStyle w:val="SourceCode"/>
+      </w:pPr>
+      <w:r>
+        <w:rPr>
+          <w:rStyle w:val="VerbatimChar"/>
+        </w:rPr>
+        <w:t xml:space="preserve">Tasas desordenadas: [0.065, 0.045, 0.075, 0.055, 0.05]</w:t>
+      </w:r>
+      <w:r>
+        <w:br/>
+      </w:r>
+      <w:r>
+        <w:rPr>
+          <w:rStyle w:val="VerbatimChar"/>
+        </w:rPr>
+        <w:t xml:space="preserve">Tasas ordenadas (asc): [0.045, 0.05, 0.055, 0.065, 0.075]</w:t>
+      </w:r>
+      <w:r>
+        <w:br/>
+      </w:r>
+      <w:r>
+        <w:rPr>
+          <w:rStyle w:val="VerbatimChar"/>
+        </w:rPr>
+        <w:t xml:space="preserve">Tasas ordenadas (desc): [0.075, 0.065, 0.055, 0.05, 0.045]</w:t>
+      </w:r>
+      <w:r>
+        <w:br/>
+      </w:r>
+      <w:r>
+        <w:rPr>
+          <w:rStyle w:val="VerbatimChar"/>
+        </w:rPr>
+        <w:t xml:space="preserve">Países ordenados: ['Argentina', 'Brasil', 'Chile', 'Colombia', 'Perú']</w:t>
+      </w:r>
+    </w:p>
     <w:bookmarkEnd w:id="55"/>
     <w:bookmarkStart w:id="56" w:name="función-sorted"/>
     <w:p>
@@ -13407,6 +14343,44 @@
           <w:rStyle w:val="NormalTok"/>
         </w:rPr>
         <w:t xml:space="preserve">)</w:t>
+      </w:r>
+    </w:p>
+    <w:p>
+      <w:pPr>
+        <w:pStyle w:val="SourceCode"/>
+      </w:pPr>
+      <w:r>
+        <w:rPr>
+          <w:rStyle w:val="VerbatimChar"/>
+        </w:rPr>
+        <w:t xml:space="preserve">PIB original: [100000, 50000, 75000, 30000, 45000]</w:t>
+      </w:r>
+      <w:r>
+        <w:br/>
+      </w:r>
+      <w:r>
+        <w:rPr>
+          <w:rStyle w:val="VerbatimChar"/>
+        </w:rPr>
+        <w:t xml:space="preserve">PIB ordenado: [30000, 45000, 50000, 75000, 100000]</w:t>
+      </w:r>
+      <w:r>
+        <w:br/>
+      </w:r>
+      <w:r>
+        <w:rPr>
+          <w:rStyle w:val="VerbatimChar"/>
+        </w:rPr>
+        <w:t xml:space="preserve">PIB original (sin cambios): [100000, 50000, 75000, 30000, 45000]</w:t>
+      </w:r>
+      <w:r>
+        <w:br/>
+      </w:r>
+      <w:r>
+        <w:rPr>
+          <w:rStyle w:val="VerbatimChar"/>
+        </w:rPr>
+        <w:t xml:space="preserve">PIB descendente: [100000, 75000, 50000, 45000, 30000]</w:t>
       </w:r>
     </w:p>
     <w:bookmarkEnd w:id="56"/>
@@ -13832,6 +14806,35 @@
           <w:rStyle w:val="NormalTok"/>
         </w:rPr>
         <w:t xml:space="preserve">)</w:t>
+      </w:r>
+    </w:p>
+    <w:p>
+      <w:pPr>
+        <w:pStyle w:val="SourceCode"/>
+      </w:pPr>
+      <w:r>
+        <w:rPr>
+          <w:rStyle w:val="VerbatimChar"/>
+        </w:rPr>
+        <w:t xml:space="preserve">Años cronológicos: [2019, 2020, 2021, 2022, 2023]</w:t>
+      </w:r>
+      <w:r>
+        <w:br/>
+      </w:r>
+      <w:r>
+        <w:rPr>
+          <w:rStyle w:val="VerbatimChar"/>
+        </w:rPr>
+        <w:t xml:space="preserve">Años invertidos: [2023, 2022, 2021, 2020, 2019]</w:t>
+      </w:r>
+      <w:r>
+        <w:br/>
+      </w:r>
+      <w:r>
+        <w:rPr>
+          <w:rStyle w:val="VerbatimChar"/>
+        </w:rPr>
+        <w:t xml:space="preserve">Invertidos con slicing: [2023, 2022, 2021, 2020, 2019]</w:t>
       </w:r>
     </w:p>
     <w:bookmarkEnd w:id="57"/>
@@ -14482,6 +15485,35 @@
         <w:t xml:space="preserve">(indicadores)</w:t>
       </w:r>
     </w:p>
+    <w:p>
+      <w:pPr>
+        <w:pStyle w:val="SourceCode"/>
+      </w:pPr>
+      <w:r>
+        <w:rPr>
+          <w:rStyle w:val="VerbatimChar"/>
+        </w:rPr>
+        <w:t xml:space="preserve">&lt;class 'dict'&gt;</w:t>
+      </w:r>
+      <w:r>
+        <w:br/>
+      </w:r>
+      <w:r>
+        <w:rPr>
+          <w:rStyle w:val="VerbatimChar"/>
+        </w:rPr>
+        <w:t xml:space="preserve">{'nombre': 'Perú', 'pib': 242632, 'poblacion': 33715471, 'moneda': 'Sol', 'codigo_iso': 'PER'}</w:t>
+      </w:r>
+      <w:r>
+        <w:br/>
+      </w:r>
+      <w:r>
+        <w:rPr>
+          <w:rStyle w:val="VerbatimChar"/>
+        </w:rPr>
+        <w:t xml:space="preserve">{'pib': 242632, 'crecimiento': 2.7, 'moneda': 'PEN', 'emergente': True, 'sectores': ['Minería', 'Agricultura'], 'comercio': {'exp': 63200, 'imp': 53800}}</w:t>
+      </w:r>
+    </w:p>
     <w:bookmarkEnd w:id="59"/>
     <w:bookmarkStart w:id="60" w:name="acceso-a-elementos"/>
     <w:p>
@@ -15170,6 +16202,53 @@
           <w:rStyle w:val="NormalTok"/>
         </w:rPr>
         <w:t xml:space="preserve">)</w:t>
+      </w:r>
+    </w:p>
+    <w:p>
+      <w:pPr>
+        <w:pStyle w:val="SourceCode"/>
+      </w:pPr>
+      <w:r>
+        <w:rPr>
+          <w:rStyle w:val="VerbatimChar"/>
+        </w:rPr>
+        <w:t xml:space="preserve">PIB: 242632</w:t>
+      </w:r>
+      <w:r>
+        <w:br/>
+      </w:r>
+      <w:r>
+        <w:rPr>
+          <w:rStyle w:val="VerbatimChar"/>
+        </w:rPr>
+        <w:t xml:space="preserve">Inflación: 3.5%</w:t>
+      </w:r>
+      <w:r>
+        <w:br/>
+      </w:r>
+      <w:r>
+        <w:rPr>
+          <w:rStyle w:val="VerbatimChar"/>
+        </w:rPr>
+        <w:t xml:space="preserve">Desempleo: 7.2%</w:t>
+      </w:r>
+      <w:r>
+        <w:br/>
+      </w:r>
+      <w:r>
+        <w:rPr>
+          <w:rStyle w:val="VerbatimChar"/>
+        </w:rPr>
+        <w:t xml:space="preserve">Reservas: 0</w:t>
+      </w:r>
+      <w:r>
+        <w:br/>
+      </w:r>
+      <w:r>
+        <w:rPr>
+          <w:rStyle w:val="VerbatimChar"/>
+        </w:rPr>
+        <w:t xml:space="preserve">Error: 'deuda' no existe en el diccionario</w:t>
       </w:r>
     </w:p>
     <w:bookmarkEnd w:id="60"/>
@@ -15739,6 +16818,44 @@
         <w:t xml:space="preserve">)</w:t>
       </w:r>
     </w:p>
+    <w:p>
+      <w:pPr>
+        <w:pStyle w:val="SourceCode"/>
+      </w:pPr>
+      <w:r>
+        <w:rPr>
+          <w:rStyle w:val="VerbatimChar"/>
+        </w:rPr>
+        <w:t xml:space="preserve">Original: {'pib': 240000, 'inflacion': 3.2, 'desempleo': 7.5}</w:t>
+      </w:r>
+      <w:r>
+        <w:br/>
+      </w:r>
+      <w:r>
+        <w:rPr>
+          <w:rStyle w:val="VerbatimChar"/>
+        </w:rPr>
+        <w:t xml:space="preserve">Actualizado: {'pib': 242632, 'inflacion': 3.5, 'desempleo': 7.5}</w:t>
+      </w:r>
+      <w:r>
+        <w:br/>
+      </w:r>
+      <w:r>
+        <w:rPr>
+          <w:rStyle w:val="VerbatimChar"/>
+        </w:rPr>
+        <w:t xml:space="preserve">Expandido: {'pib': 242632, 'inflacion': 3.5, 'desempleo': 7.5, 'tipo_cambio': 3.75, 'reservas': 74500}</w:t>
+      </w:r>
+      <w:r>
+        <w:br/>
+      </w:r>
+      <w:r>
+        <w:rPr>
+          <w:rStyle w:val="VerbatimChar"/>
+        </w:rPr>
+        <w:t xml:space="preserve">Después de eliminar: {'pib': 242632, 'inflacion': 3.5, 'tipo_cambio': 3.75, 'reservas': 74500}</w:t>
+      </w:r>
+    </w:p>
     <w:bookmarkEnd w:id="61"/>
     <w:bookmarkStart w:id="62" w:name="verificación-de-claves"/>
     <w:p>
@@ -16286,6 +17403,53 @@
           <w:rStyle w:val="NormalTok"/>
         </w:rPr>
         <w:t xml:space="preserve">)</w:t>
+      </w:r>
+    </w:p>
+    <w:p>
+      <w:pPr>
+        <w:pStyle w:val="SourceCode"/>
+      </w:pPr>
+      <w:r>
+        <w:rPr>
+          <w:rStyle w:val="VerbatimChar"/>
+        </w:rPr>
+        <w:t xml:space="preserve">True</w:t>
+      </w:r>
+      <w:r>
+        <w:br/>
+      </w:r>
+      <w:r>
+        <w:rPr>
+          <w:rStyle w:val="VerbatimChar"/>
+        </w:rPr>
+        <w:t xml:space="preserve">False</w:t>
+      </w:r>
+      <w:r>
+        <w:br/>
+      </w:r>
+      <w:r>
+        <w:rPr>
+          <w:rStyle w:val="VerbatimChar"/>
+        </w:rPr>
+        <w:t xml:space="preserve">True</w:t>
+      </w:r>
+      <w:r>
+        <w:br/>
+      </w:r>
+      <w:r>
+        <w:rPr>
+          <w:rStyle w:val="VerbatimChar"/>
+        </w:rPr>
+        <w:t xml:space="preserve">True</w:t>
+      </w:r>
+      <w:r>
+        <w:br/>
+      </w:r>
+      <w:r>
+        <w:rPr>
+          <w:rStyle w:val="VerbatimChar"/>
+        </w:rPr>
+        <w:t xml:space="preserve">Contribución al PIB: 10.5%</w:t>
       </w:r>
     </w:p>
     <w:bookmarkEnd w:id="62"/>
@@ -17102,6 +18266,92 @@
         <w:t xml:space="preserve">)</w:t>
       </w:r>
     </w:p>
+    <w:p>
+      <w:pPr>
+        <w:pStyle w:val="SourceCode"/>
+      </w:pPr>
+      <w:r>
+        <w:rPr>
+          <w:rStyle w:val="VerbatimChar"/>
+        </w:rPr>
+        <w:t xml:space="preserve">Sectores: ['Minería', 'Agricultura', 'Pesca', 'Manufactura']</w:t>
+      </w:r>
+      <w:r>
+        <w:br/>
+      </w:r>
+      <w:r>
+        <w:rPr>
+          <w:rStyle w:val="VerbatimChar"/>
+        </w:rPr>
+        <w:t xml:space="preserve">Valores: [30000, 7500, 2800, 12500]</w:t>
+      </w:r>
+      <w:r>
+        <w:br/>
+      </w:r>
+      <w:r>
+        <w:rPr>
+          <w:rStyle w:val="VerbatimChar"/>
+        </w:rPr>
+        <w:t xml:space="preserve">Total exportaciones: USD 52,800 millones</w:t>
+      </w:r>
+      <w:r>
+        <w:br/>
+      </w:r>
+      <w:r>
+        <w:rPr>
+          <w:rStyle w:val="VerbatimChar"/>
+        </w:rPr>
+        <w:t xml:space="preserve">Items: [('Minería', 30000), ('Agricultura', 7500), ('Pesca', 2800), ('Manufactura', 12500)]</w:t>
+      </w:r>
+      <w:r>
+        <w:br/>
+      </w:r>
+      <w:r>
+        <w:br/>
+      </w:r>
+      <w:r>
+        <w:rPr>
+          <w:rStyle w:val="VerbatimChar"/>
+        </w:rPr>
+        <w:t xml:space="preserve">Detalle de exportaciones:</w:t>
+      </w:r>
+      <w:r>
+        <w:br/>
+      </w:r>
+      <w:r>
+        <w:rPr>
+          <w:rStyle w:val="VerbatimChar"/>
+        </w:rPr>
+        <w:t xml:space="preserve">  Minería: USD 30,000 M (56.8%)</w:t>
+      </w:r>
+      <w:r>
+        <w:br/>
+      </w:r>
+      <w:r>
+        <w:rPr>
+          <w:rStyle w:val="VerbatimChar"/>
+        </w:rPr>
+        <w:t xml:space="preserve">  Agricultura: USD 7,500 M (14.2%)</w:t>
+      </w:r>
+      <w:r>
+        <w:br/>
+      </w:r>
+      <w:r>
+        <w:rPr>
+          <w:rStyle w:val="VerbatimChar"/>
+        </w:rPr>
+        <w:t xml:space="preserve">  Pesca: USD 2,800 M (5.3%)</w:t>
+      </w:r>
+      <w:r>
+        <w:br/>
+      </w:r>
+      <w:r>
+        <w:rPr>
+          <w:rStyle w:val="VerbatimChar"/>
+        </w:rPr>
+        <w:t xml:space="preserve">  Manufactura: USD 12,500 M (23.7%)</w:t>
+      </w:r>
+    </w:p>
     <w:bookmarkEnd w:id="64"/>
     <w:bookmarkStart w:id="65" w:name="método-update"/>
     <w:p>
@@ -17511,6 +18761,26 @@
           <w:rStyle w:val="CommentTok"/>
         </w:rPr>
         <w:t xml:space="preserve">#  'tipo_cambio': 3.75, 'reservas': 74500}</w:t>
+      </w:r>
+    </w:p>
+    <w:p>
+      <w:pPr>
+        <w:pStyle w:val="SourceCode"/>
+      </w:pPr>
+      <w:r>
+        <w:rPr>
+          <w:rStyle w:val="VerbatimChar"/>
+        </w:rPr>
+        <w:t xml:space="preserve">Datos 2022: {'pib': 240000, 'inflacion': 3.0, 'desempleo': 7.8}</w:t>
+      </w:r>
+      <w:r>
+        <w:br/>
+      </w:r>
+      <w:r>
+        <w:rPr>
+          <w:rStyle w:val="VerbatimChar"/>
+        </w:rPr>
+        <w:t xml:space="preserve">Datos actualizados: {'pib': 242632, 'inflacion': 3.0, 'desempleo': 7.8, 'tipo_cambio': 3.75, 'reservas': 74500}</w:t>
       </w:r>
     </w:p>
     <w:bookmarkEnd w:id="65"/>
@@ -18002,6 +19272,44 @@
         <w:t xml:space="preserve"># 0 (no existe)</w:t>
       </w:r>
     </w:p>
+    <w:p>
+      <w:pPr>
+        <w:pStyle w:val="SourceCode"/>
+      </w:pPr>
+      <w:r>
+        <w:rPr>
+          <w:rStyle w:val="VerbatimChar"/>
+        </w:rPr>
+        <w:t xml:space="preserve">Original: {'Q1': 50000, 'Q2': 52000, 'Q3': 51500, 'Q4': 53000}</w:t>
+      </w:r>
+      <w:r>
+        <w:br/>
+      </w:r>
+      <w:r>
+        <w:rPr>
+          <w:rStyle w:val="VerbatimChar"/>
+        </w:rPr>
+        <w:t xml:space="preserve">Valor Q1 eliminado: 50000</w:t>
+      </w:r>
+      <w:r>
+        <w:br/>
+      </w:r>
+      <w:r>
+        <w:rPr>
+          <w:rStyle w:val="VerbatimChar"/>
+        </w:rPr>
+        <w:t xml:space="preserve">Indicadores restantes: {'Q2': 52000, 'Q3': 51500, 'Q4': 53000}</w:t>
+      </w:r>
+      <w:r>
+        <w:br/>
+      </w:r>
+      <w:r>
+        <w:rPr>
+          <w:rStyle w:val="VerbatimChar"/>
+        </w:rPr>
+        <w:t xml:space="preserve">Valor Q5: 0</w:t>
+      </w:r>
+    </w:p>
     <w:bookmarkEnd w:id="66"/>
     <w:bookmarkStart w:id="67" w:name="método-copy"/>
     <w:p>
@@ -18582,6 +19890,47 @@
           <w:rStyle w:val="NormalTok"/>
         </w:rPr>
         <w:t xml:space="preserve">)</w:t>
+      </w:r>
+    </w:p>
+    <w:p>
+      <w:pPr>
+        <w:pStyle w:val="SourceCode"/>
+      </w:pPr>
+      <w:r>
+        <w:rPr>
+          <w:rStyle w:val="VerbatimChar"/>
+        </w:rPr>
+        <w:t xml:space="preserve">Base: {'pib': 242632, 'inflacion': 3.5, 'sectores': ['Minería', 'Agricultura', 'Manufactura']}</w:t>
+      </w:r>
+      <w:r>
+        <w:br/>
+      </w:r>
+      <w:r>
+        <w:rPr>
+          <w:rStyle w:val="VerbatimChar"/>
+        </w:rPr>
+        <w:t xml:space="preserve">Copia: {'pib': 250000, 'inflacion': 3.5, 'sectores': ['Minería', 'Agricultura', 'Manufactura']}</w:t>
+      </w:r>
+      <w:r>
+        <w:br/>
+      </w:r>
+      <w:r>
+        <w:br/>
+      </w:r>
+      <w:r>
+        <w:rPr>
+          <w:rStyle w:val="VerbatimChar"/>
+        </w:rPr>
+        <w:t xml:space="preserve">Base después de deepcopy: {'pib': 242632, 'inflacion': 3.5, 'sectores': ['Minería', 'Agricultura', 'Manufactura']}</w:t>
+      </w:r>
+      <w:r>
+        <w:br/>
+      </w:r>
+      <w:r>
+        <w:rPr>
+          <w:rStyle w:val="VerbatimChar"/>
+        </w:rPr>
+        <w:t xml:space="preserve">Copia profunda: {'pib': 242632, 'inflacion': 3.5, 'sectores': ['Minería', 'Agricultura', 'Manufactura', 'Servicios']}</w:t>
       </w:r>
     </w:p>
     <w:bookmarkEnd w:id="67"/>
@@ -18818,6 +20167,26 @@
         <w:t xml:space="preserve"># {}</w:t>
       </w:r>
     </w:p>
+    <w:p>
+      <w:pPr>
+        <w:pStyle w:val="SourceCode"/>
+      </w:pPr>
+      <w:r>
+        <w:rPr>
+          <w:rStyle w:val="VerbatimChar"/>
+        </w:rPr>
+        <w:t xml:space="preserve">Original: {'a': 1, 'b': 2, 'c': 3}</w:t>
+      </w:r>
+      <w:r>
+        <w:br/>
+      </w:r>
+      <w:r>
+        <w:rPr>
+          <w:rStyle w:val="VerbatimChar"/>
+        </w:rPr>
+        <w:t xml:space="preserve">Después de clear: {}</w:t>
+      </w:r>
+    </w:p>
     <w:bookmarkEnd w:id="68"/>
     <w:bookmarkStart w:id="69" w:name="diccionarios-anidados"/>
     <w:p>
@@ -19737,6 +21106,53 @@
           <w:rStyle w:val="NormalTok"/>
         </w:rPr>
         <w:t xml:space="preserve">)</w:t>
+      </w:r>
+    </w:p>
+    <w:p>
+      <w:pPr>
+        <w:pStyle w:val="SourceCode"/>
+      </w:pPr>
+      <w:r>
+        <w:rPr>
+          <w:rStyle w:val="VerbatimChar"/>
+        </w:rPr>
+        <w:t xml:space="preserve">PIB de Perú: USD 242,632 millones</w:t>
+      </w:r>
+      <w:r>
+        <w:br/>
+      </w:r>
+      <w:r>
+        <w:rPr>
+          <w:rStyle w:val="VerbatimChar"/>
+        </w:rPr>
+        <w:t xml:space="preserve">Capital de Chile: Santiago</w:t>
+      </w:r>
+      <w:r>
+        <w:br/>
+      </w:r>
+      <w:r>
+        <w:rPr>
+          <w:rStyle w:val="VerbatimChar"/>
+        </w:rPr>
+        <w:t xml:space="preserve">PIB per cápita Peru: USD 7,196.46</w:t>
+      </w:r>
+      <w:r>
+        <w:br/>
+      </w:r>
+      <w:r>
+        <w:rPr>
+          <w:rStyle w:val="VerbatimChar"/>
+        </w:rPr>
+        <w:t xml:space="preserve">PIB per cápita Chile: USD 15,441.29</w:t>
+      </w:r>
+      <w:r>
+        <w:br/>
+      </w:r>
+      <w:r>
+        <w:rPr>
+          <w:rStyle w:val="VerbatimChar"/>
+        </w:rPr>
+        <w:t xml:space="preserve">PIB per cápita Colombia: USD 6,095.13</w:t>
       </w:r>
     </w:p>
     <w:bookmarkEnd w:id="69"/>
@@ -20300,6 +21716,80 @@
         <w:t xml:space="preserve">(tupla_tasas)</w:t>
       </w:r>
     </w:p>
+    <w:p>
+      <w:pPr>
+        <w:pStyle w:val="SourceCode"/>
+      </w:pPr>
+      <w:r>
+        <w:rPr>
+          <w:rStyle w:val="VerbatimChar"/>
+        </w:rPr>
+        <w:t xml:space="preserve">(10.5, 15.3)</w:t>
+      </w:r>
+      <w:r>
+        <w:br/>
+      </w:r>
+      <w:r>
+        <w:rPr>
+          <w:rStyle w:val="VerbatimChar"/>
+        </w:rPr>
+        <w:t xml:space="preserve">&lt;class 'tuple'&gt;</w:t>
+      </w:r>
+      <w:r>
+        <w:br/>
+      </w:r>
+      <w:r>
+        <w:rPr>
+          <w:rStyle w:val="VerbatimChar"/>
+        </w:rPr>
+        <w:t xml:space="preserve">(5, 10)</w:t>
+      </w:r>
+      <w:r>
+        <w:br/>
+      </w:r>
+      <w:r>
+        <w:rPr>
+          <w:rStyle w:val="VerbatimChar"/>
+        </w:rPr>
+        <w:t xml:space="preserve">&lt;class 'tuple'&gt;</w:t>
+      </w:r>
+      <w:r>
+        <w:br/>
+      </w:r>
+      <w:r>
+        <w:rPr>
+          <w:rStyle w:val="VerbatimChar"/>
+        </w:rPr>
+        <w:t xml:space="preserve">&lt;class 'tuple'&gt;</w:t>
+      </w:r>
+      <w:r>
+        <w:br/>
+      </w:r>
+      <w:r>
+        <w:rPr>
+          <w:rStyle w:val="VerbatimChar"/>
+        </w:rPr>
+        <w:t xml:space="preserve">&lt;class 'int'&gt;</w:t>
+      </w:r>
+      <w:r>
+        <w:br/>
+      </w:r>
+      <w:r>
+        <w:rPr>
+          <w:rStyle w:val="VerbatimChar"/>
+        </w:rPr>
+        <w:t xml:space="preserve">()</w:t>
+      </w:r>
+      <w:r>
+        <w:br/>
+      </w:r>
+      <w:r>
+        <w:rPr>
+          <w:rStyle w:val="VerbatimChar"/>
+        </w:rPr>
+        <w:t xml:space="preserve">(0.05, 0.06, 0.055, 0.065)</w:t>
+      </w:r>
+    </w:p>
     <w:bookmarkEnd w:id="71"/>
     <w:bookmarkStart w:id="72" w:name="características-de-tuplas"/>
     <w:p>
@@ -20910,6 +22400,44 @@
           <w:rStyle w:val="CommentTok"/>
         </w:rPr>
         <w:t xml:space="preserve"># (1, 2, [3, 4, 5])</w:t>
+      </w:r>
+    </w:p>
+    <w:p>
+      <w:pPr>
+        <w:pStyle w:val="SourceCode"/>
+      </w:pPr>
+      <w:r>
+        <w:rPr>
+          <w:rStyle w:val="VerbatimChar"/>
+        </w:rPr>
+        <w:t xml:space="preserve">País: Peru, PIB: 242632</w:t>
+      </w:r>
+      <w:r>
+        <w:br/>
+      </w:r>
+      <w:r>
+        <w:rPr>
+          <w:rStyle w:val="VerbatimChar"/>
+        </w:rPr>
+        <w:t xml:space="preserve">Indicadores: (3.5, 7.2)</w:t>
+      </w:r>
+      <w:r>
+        <w:br/>
+      </w:r>
+      <w:r>
+        <w:rPr>
+          <w:rStyle w:val="VerbatimChar"/>
+        </w:rPr>
+        <w:t xml:space="preserve">Error: Las tuplas no se pueden modificar</w:t>
+      </w:r>
+      <w:r>
+        <w:br/>
+      </w:r>
+      <w:r>
+        <w:rPr>
+          <w:rStyle w:val="VerbatimChar"/>
+        </w:rPr>
+        <w:t xml:space="preserve">(1, 2, [3, 4, 5])</w:t>
       </w:r>
     </w:p>
     <w:bookmarkEnd w:id="72"/>
@@ -21635,6 +23163,44 @@
         <w:t xml:space="preserve">)</w:t>
       </w:r>
     </w:p>
+    <w:p>
+      <w:pPr>
+        <w:pStyle w:val="SourceCode"/>
+      </w:pPr>
+      <w:r>
+        <w:rPr>
+          <w:rStyle w:val="VerbatimChar"/>
+        </w:rPr>
+        <w:t xml:space="preserve">Memoria lista: 8856 bytes</w:t>
+      </w:r>
+      <w:r>
+        <w:br/>
+      </w:r>
+      <w:r>
+        <w:rPr>
+          <w:rStyle w:val="VerbatimChar"/>
+        </w:rPr>
+        <w:t xml:space="preserve">Memoria tupla: 8040 bytes</w:t>
+      </w:r>
+      <w:r>
+        <w:br/>
+      </w:r>
+      <w:r>
+        <w:rPr>
+          <w:rStyle w:val="VerbatimChar"/>
+        </w:rPr>
+        <w:t xml:space="preserve">Tupla usa 816 bytes menos</w:t>
+      </w:r>
+      <w:r>
+        <w:br/>
+      </w:r>
+      <w:r>
+        <w:rPr>
+          <w:rStyle w:val="VerbatimChar"/>
+        </w:rPr>
+        <w:t xml:space="preserve">Coordenadas de Lima: (12.0464, 77.0428)</w:t>
+      </w:r>
+    </w:p>
     <w:bookmarkEnd w:id="73"/>
     <w:bookmarkStart w:id="74" w:name="desempaquetado-de-tuplas"/>
     <w:p>
@@ -22503,6 +24069,89 @@
           <w:rStyle w:val="CommentTok"/>
         </w:rPr>
         <w:t xml:space="preserve"># 5</w:t>
+      </w:r>
+    </w:p>
+    <w:p>
+      <w:pPr>
+        <w:pStyle w:val="SourceCode"/>
+      </w:pPr>
+      <w:r>
+        <w:rPr>
+          <w:rStyle w:val="VerbatimChar"/>
+        </w:rPr>
+        <w:t xml:space="preserve">Tipo: Compra</w:t>
+      </w:r>
+      <w:r>
+        <w:br/>
+      </w:r>
+      <w:r>
+        <w:rPr>
+          <w:rStyle w:val="VerbatimChar"/>
+        </w:rPr>
+        <w:t xml:space="preserve">Cantidad: 1000</w:t>
+      </w:r>
+      <w:r>
+        <w:br/>
+      </w:r>
+      <w:r>
+        <w:rPr>
+          <w:rStyle w:val="VerbatimChar"/>
+        </w:rPr>
+        <w:t xml:space="preserve">Precio: 3.75</w:t>
+      </w:r>
+      <w:r>
+        <w:br/>
+      </w:r>
+      <w:r>
+        <w:rPr>
+          <w:rStyle w:val="VerbatimChar"/>
+        </w:rPr>
+        <w:t xml:space="preserve">Moneda: USD</w:t>
+      </w:r>
+      <w:r>
+        <w:br/>
+      </w:r>
+      <w:r>
+        <w:rPr>
+          <w:rStyle w:val="VerbatimChar"/>
+        </w:rPr>
+        <w:t xml:space="preserve">Antes: a=10, b=20</w:t>
+      </w:r>
+      <w:r>
+        <w:br/>
+      </w:r>
+      <w:r>
+        <w:rPr>
+          <w:rStyle w:val="VerbatimChar"/>
+        </w:rPr>
+        <w:t xml:space="preserve">Después: a=20, b=10</w:t>
+      </w:r>
+      <w:r>
+        <w:br/>
+      </w:r>
+      <w:r>
+        <w:rPr>
+          <w:rStyle w:val="VerbatimChar"/>
+        </w:rPr>
+        <w:t xml:space="preserve">Primero: 1</w:t>
+      </w:r>
+      <w:r>
+        <w:br/>
+      </w:r>
+      <w:r>
+        <w:rPr>
+          <w:rStyle w:val="VerbatimChar"/>
+        </w:rPr>
+        <w:t xml:space="preserve">Medio: [2, 3, 4]</w:t>
+      </w:r>
+      <w:r>
+        <w:br/>
+      </w:r>
+      <w:r>
+        <w:rPr>
+          <w:rStyle w:val="VerbatimChar"/>
+        </w:rPr>
+        <w:t xml:space="preserve">Último: 5</w:t>
       </w:r>
     </w:p>
     <w:bookmarkEnd w:id="74"/>
@@ -23202,6 +24851,62 @@
           <w:rStyle w:val="CommentTok"/>
         </w:rPr>
         <w:t xml:space="preserve"># 508</w:t>
+      </w:r>
+    </w:p>
+    <w:p>
+      <w:pPr>
+        <w:pStyle w:val="SourceCode"/>
+      </w:pPr>
+      <w:r>
+        <w:rPr>
+          <w:rStyle w:val="VerbatimChar"/>
+        </w:rPr>
+        <w:t xml:space="preserve">Número de AAA: 3</w:t>
+      </w:r>
+      <w:r>
+        <w:br/>
+      </w:r>
+      <w:r>
+        <w:rPr>
+          <w:rStyle w:val="VerbatimChar"/>
+        </w:rPr>
+        <w:t xml:space="preserve">Índice de BBB: 3</w:t>
+      </w:r>
+      <w:r>
+        <w:br/>
+      </w:r>
+      <w:r>
+        <w:rPr>
+          <w:rStyle w:val="VerbatimChar"/>
+        </w:rPr>
+        <w:t xml:space="preserve">Longitud: 8</w:t>
+      </w:r>
+      <w:r>
+        <w:br/>
+      </w:r>
+      <w:r>
+        <w:rPr>
+          <w:rStyle w:val="VerbatimChar"/>
+        </w:rPr>
+        <w:t xml:space="preserve">Máximo: 110</w:t>
+      </w:r>
+      <w:r>
+        <w:br/>
+      </w:r>
+      <w:r>
+        <w:rPr>
+          <w:rStyle w:val="VerbatimChar"/>
+        </w:rPr>
+        <w:t xml:space="preserve">Mínimo: 95</w:t>
+      </w:r>
+      <w:r>
+        <w:br/>
+      </w:r>
+      <w:r>
+        <w:rPr>
+          <w:rStyle w:val="VerbatimChar"/>
+        </w:rPr>
+        <w:t xml:space="preserve">Suma: 508</w:t>
       </w:r>
     </w:p>
     <w:bookmarkEnd w:id="75"/>
@@ -23735,6 +25440,53 @@
         <w:t xml:space="preserve">)</w:t>
       </w:r>
     </w:p>
+    <w:p>
+      <w:pPr>
+        <w:pStyle w:val="SourceCode"/>
+      </w:pPr>
+      <w:r>
+        <w:rPr>
+          <w:rStyle w:val="VerbatimChar"/>
+        </w:rPr>
+        <w:t xml:space="preserve">Claves: nombre, pib, moneda</w:t>
+      </w:r>
+      <w:r>
+        <w:br/>
+      </w:r>
+      <w:r>
+        <w:rPr>
+          <w:rStyle w:val="VerbatimChar"/>
+        </w:rPr>
+        <w:t xml:space="preserve">Valores: Peru, 242632, PEN</w:t>
+      </w:r>
+      <w:r>
+        <w:br/>
+      </w:r>
+      <w:r>
+        <w:rPr>
+          <w:rStyle w:val="VerbatimChar"/>
+        </w:rPr>
+        <w:t xml:space="preserve">nombre: Peru</w:t>
+      </w:r>
+      <w:r>
+        <w:br/>
+      </w:r>
+      <w:r>
+        <w:rPr>
+          <w:rStyle w:val="VerbatimChar"/>
+        </w:rPr>
+        <w:t xml:space="preserve">pib: 242632</w:t>
+      </w:r>
+      <w:r>
+        <w:br/>
+      </w:r>
+      <w:r>
+        <w:rPr>
+          <w:rStyle w:val="VerbatimChar"/>
+        </w:rPr>
+        <w:t xml:space="preserve">moneda: PEN</w:t>
+      </w:r>
+    </w:p>
     <w:bookmarkStart w:id="77" w:name="retorno-múltiple-de-funciones"/>
     <w:p>
       <w:pPr>
@@ -24224,6 +25976,35 @@
           <w:rStyle w:val="NormalTok"/>
         </w:rPr>
         <w:t xml:space="preserve">)</w:t>
+      </w:r>
+    </w:p>
+    <w:p>
+      <w:pPr>
+        <w:pStyle w:val="SourceCode"/>
+      </w:pPr>
+      <w:r>
+        <w:rPr>
+          <w:rStyle w:val="VerbatimChar"/>
+        </w:rPr>
+        <w:t xml:space="preserve">Venta mínima: 45</w:t>
+      </w:r>
+      <w:r>
+        <w:br/>
+      </w:r>
+      <w:r>
+        <w:rPr>
+          <w:rStyle w:val="VerbatimChar"/>
+        </w:rPr>
+        <w:t xml:space="preserve">Venta máxima: 62</w:t>
+      </w:r>
+      <w:r>
+        <w:br/>
+      </w:r>
+      <w:r>
+        <w:rPr>
+          <w:rStyle w:val="VerbatimChar"/>
+        </w:rPr>
+        <w:t xml:space="preserve">Venta promedio: 54.29</w:t>
       </w:r>
     </w:p>
     <w:bookmarkEnd w:id="77"/>
@@ -25937,6 +27718,308 @@
         <w:t xml:space="preserve">)</w:t>
       </w:r>
     </w:p>
+    <w:p>
+      <w:pPr>
+        <w:pStyle w:val="SourceCode"/>
+      </w:pPr>
+      <w:r>
+        <w:rPr>
+          <w:rStyle w:val="VerbatimChar"/>
+        </w:rPr>
+        <w:t xml:space="preserve">ANÁLISIS DE CARTERA DE INVERSIONES</w:t>
+      </w:r>
+      <w:r>
+        <w:br/>
+      </w:r>
+      <w:r>
+        <w:rPr>
+          <w:rStyle w:val="VerbatimChar"/>
+        </w:rPr>
+        <w:t xml:space="preserve">============================================================</w:t>
+      </w:r>
+      <w:r>
+        <w:br/>
+      </w:r>
+      <w:r>
+        <w:br/>
+      </w:r>
+      <w:r>
+        <w:rPr>
+          <w:rStyle w:val="VerbatimChar"/>
+        </w:rPr>
+        <w:t xml:space="preserve">BBVA:</w:t>
+      </w:r>
+      <w:r>
+        <w:br/>
+      </w:r>
+      <w:r>
+        <w:rPr>
+          <w:rStyle w:val="VerbatimChar"/>
+        </w:rPr>
+        <w:t xml:space="preserve">  Cantidad: 100 acciones</w:t>
+      </w:r>
+      <w:r>
+        <w:br/>
+      </w:r>
+      <w:r>
+        <w:rPr>
+          <w:rStyle w:val="VerbatimChar"/>
+        </w:rPr>
+        <w:t xml:space="preserve">  Precio compra: S/ 25.50</w:t>
+      </w:r>
+      <w:r>
+        <w:br/>
+      </w:r>
+      <w:r>
+        <w:rPr>
+          <w:rStyle w:val="VerbatimChar"/>
+        </w:rPr>
+        <w:t xml:space="preserve">  Precio actual: S/ 27.80</w:t>
+      </w:r>
+      <w:r>
+        <w:br/>
+      </w:r>
+      <w:r>
+        <w:rPr>
+          <w:rStyle w:val="VerbatimChar"/>
+        </w:rPr>
+        <w:t xml:space="preserve">  Inversión: S/ 2,550.00</w:t>
+      </w:r>
+      <w:r>
+        <w:br/>
+      </w:r>
+      <w:r>
+        <w:rPr>
+          <w:rStyle w:val="VerbatimChar"/>
+        </w:rPr>
+        <w:t xml:space="preserve">  Valor actual: S/ 2,780.00</w:t>
+      </w:r>
+      <w:r>
+        <w:br/>
+      </w:r>
+      <w:r>
+        <w:rPr>
+          <w:rStyle w:val="VerbatimChar"/>
+        </w:rPr>
+        <w:t xml:space="preserve">  Ganancia/Pérdida: S/ 230.00</w:t>
+      </w:r>
+      <w:r>
+        <w:br/>
+      </w:r>
+      <w:r>
+        <w:rPr>
+          <w:rStyle w:val="VerbatimChar"/>
+        </w:rPr>
+        <w:t xml:space="preserve">  Rentabilidad: +9.02%</w:t>
+      </w:r>
+      <w:r>
+        <w:br/>
+      </w:r>
+      <w:r>
+        <w:br/>
+      </w:r>
+      <w:r>
+        <w:rPr>
+          <w:rStyle w:val="VerbatimChar"/>
+        </w:rPr>
+        <w:t xml:space="preserve">BCP:</w:t>
+      </w:r>
+      <w:r>
+        <w:br/>
+      </w:r>
+      <w:r>
+        <w:rPr>
+          <w:rStyle w:val="VerbatimChar"/>
+        </w:rPr>
+        <w:t xml:space="preserve">  Cantidad: 150 acciones</w:t>
+      </w:r>
+      <w:r>
+        <w:br/>
+      </w:r>
+      <w:r>
+        <w:rPr>
+          <w:rStyle w:val="VerbatimChar"/>
+        </w:rPr>
+        <w:t xml:space="preserve">  Precio compra: S/ 180.00</w:t>
+      </w:r>
+      <w:r>
+        <w:br/>
+      </w:r>
+      <w:r>
+        <w:rPr>
+          <w:rStyle w:val="VerbatimChar"/>
+        </w:rPr>
+        <w:t xml:space="preserve">  Precio actual: S/ 195.50</w:t>
+      </w:r>
+      <w:r>
+        <w:br/>
+      </w:r>
+      <w:r>
+        <w:rPr>
+          <w:rStyle w:val="VerbatimChar"/>
+        </w:rPr>
+        <w:t xml:space="preserve">  Inversión: S/ 27,000.00</w:t>
+      </w:r>
+      <w:r>
+        <w:br/>
+      </w:r>
+      <w:r>
+        <w:rPr>
+          <w:rStyle w:val="VerbatimChar"/>
+        </w:rPr>
+        <w:t xml:space="preserve">  Valor actual: S/ 29,325.00</w:t>
+      </w:r>
+      <w:r>
+        <w:br/>
+      </w:r>
+      <w:r>
+        <w:rPr>
+          <w:rStyle w:val="VerbatimChar"/>
+        </w:rPr>
+        <w:t xml:space="preserve">  Ganancia/Pérdida: S/ 2,325.00</w:t>
+      </w:r>
+      <w:r>
+        <w:br/>
+      </w:r>
+      <w:r>
+        <w:rPr>
+          <w:rStyle w:val="VerbatimChar"/>
+        </w:rPr>
+        <w:t xml:space="preserve">  Rentabilidad: +8.61%</w:t>
+      </w:r>
+      <w:r>
+        <w:br/>
+      </w:r>
+      <w:r>
+        <w:br/>
+      </w:r>
+      <w:r>
+        <w:rPr>
+          <w:rStyle w:val="VerbatimChar"/>
+        </w:rPr>
+        <w:t xml:space="preserve">Credicorp:</w:t>
+      </w:r>
+      <w:r>
+        <w:br/>
+      </w:r>
+      <w:r>
+        <w:rPr>
+          <w:rStyle w:val="VerbatimChar"/>
+        </w:rPr>
+        <w:t xml:space="preserve">  Cantidad: 50 acciones</w:t>
+      </w:r>
+      <w:r>
+        <w:br/>
+      </w:r>
+      <w:r>
+        <w:rPr>
+          <w:rStyle w:val="VerbatimChar"/>
+        </w:rPr>
+        <w:t xml:space="preserve">  Precio compra: S/ 150.00</w:t>
+      </w:r>
+      <w:r>
+        <w:br/>
+      </w:r>
+      <w:r>
+        <w:rPr>
+          <w:rStyle w:val="VerbatimChar"/>
+        </w:rPr>
+        <w:t xml:space="preserve">  Precio actual: S/ 148.00</w:t>
+      </w:r>
+      <w:r>
+        <w:br/>
+      </w:r>
+      <w:r>
+        <w:rPr>
+          <w:rStyle w:val="VerbatimChar"/>
+        </w:rPr>
+        <w:t xml:space="preserve">  Inversión: S/ 7,500.00</w:t>
+      </w:r>
+      <w:r>
+        <w:br/>
+      </w:r>
+      <w:r>
+        <w:rPr>
+          <w:rStyle w:val="VerbatimChar"/>
+        </w:rPr>
+        <w:t xml:space="preserve">  Valor actual: S/ 7,400.00</w:t>
+      </w:r>
+      <w:r>
+        <w:br/>
+      </w:r>
+      <w:r>
+        <w:rPr>
+          <w:rStyle w:val="VerbatimChar"/>
+        </w:rPr>
+        <w:t xml:space="preserve">  Ganancia/Pérdida: S/ -100.00</w:t>
+      </w:r>
+      <w:r>
+        <w:br/>
+      </w:r>
+      <w:r>
+        <w:rPr>
+          <w:rStyle w:val="VerbatimChar"/>
+        </w:rPr>
+        <w:t xml:space="preserve">  Rentabilidad: -1.33%</w:t>
+      </w:r>
+      <w:r>
+        <w:br/>
+      </w:r>
+      <w:r>
+        <w:br/>
+      </w:r>
+      <w:r>
+        <w:rPr>
+          <w:rStyle w:val="VerbatimChar"/>
+        </w:rPr>
+        <w:t xml:space="preserve">============================================================</w:t>
+      </w:r>
+      <w:r>
+        <w:br/>
+      </w:r>
+      <w:r>
+        <w:rPr>
+          <w:rStyle w:val="VerbatimChar"/>
+        </w:rPr>
+        <w:t xml:space="preserve">RESUMEN TOTAL:</w:t>
+      </w:r>
+      <w:r>
+        <w:br/>
+      </w:r>
+      <w:r>
+        <w:rPr>
+          <w:rStyle w:val="VerbatimChar"/>
+        </w:rPr>
+        <w:t xml:space="preserve">  Inversión total: S/ 37,050.00</w:t>
+      </w:r>
+      <w:r>
+        <w:br/>
+      </w:r>
+      <w:r>
+        <w:rPr>
+          <w:rStyle w:val="VerbatimChar"/>
+        </w:rPr>
+        <w:t xml:space="preserve">  Valor actual total: S/ 39,505.00</w:t>
+      </w:r>
+      <w:r>
+        <w:br/>
+      </w:r>
+      <w:r>
+        <w:rPr>
+          <w:rStyle w:val="VerbatimChar"/>
+        </w:rPr>
+        <w:t xml:space="preserve">  Ganancia/Pérdida total: S/ 2,455.00</w:t>
+      </w:r>
+      <w:r>
+        <w:br/>
+      </w:r>
+      <w:r>
+        <w:rPr>
+          <w:rStyle w:val="VerbatimChar"/>
+        </w:rPr>
+        <w:t xml:space="preserve">  Rentabilidad total: +6.63%</w:t>
+      </w:r>
+    </w:p>
     <w:bookmarkEnd w:id="79"/>
     <w:bookmarkStart w:id="80" w:name="ejemplo-2-análisis-de-comercio-exterior"/>
     <w:p>
@@ -27579,6 +29662,302 @@
           <w:rStyle w:val="NormalTok"/>
         </w:rPr>
         <w:t xml:space="preserve">)</w:t>
+      </w:r>
+    </w:p>
+    <w:p>
+      <w:pPr>
+        <w:pStyle w:val="SourceCode"/>
+      </w:pPr>
+      <w:r>
+        <w:rPr>
+          <w:rStyle w:val="VerbatimChar"/>
+        </w:rPr>
+        <w:t xml:space="preserve">ANÁLISIS DE COMERCIO EXTERIOR</w:t>
+      </w:r>
+      <w:r>
+        <w:br/>
+      </w:r>
+      <w:r>
+        <w:rPr>
+          <w:rStyle w:val="VerbatimChar"/>
+        </w:rPr>
+        <w:t xml:space="preserve">============================================================</w:t>
+      </w:r>
+      <w:r>
+        <w:br/>
+      </w:r>
+      <w:r>
+        <w:br/>
+      </w:r>
+      <w:r>
+        <w:rPr>
+          <w:rStyle w:val="VerbatimChar"/>
+        </w:rPr>
+        <w:t xml:space="preserve">China:</w:t>
+      </w:r>
+      <w:r>
+        <w:br/>
+      </w:r>
+      <w:r>
+        <w:rPr>
+          <w:rStyle w:val="VerbatimChar"/>
+        </w:rPr>
+        <w:t xml:space="preserve">  Exportaciones: USD 15,000 M</w:t>
+      </w:r>
+      <w:r>
+        <w:br/>
+      </w:r>
+      <w:r>
+        <w:rPr>
+          <w:rStyle w:val="VerbatimChar"/>
+        </w:rPr>
+        <w:t xml:space="preserve">  Importaciones: USD 12,000 M</w:t>
+      </w:r>
+      <w:r>
+        <w:br/>
+      </w:r>
+      <w:r>
+        <w:rPr>
+          <w:rStyle w:val="VerbatimChar"/>
+        </w:rPr>
+        <w:t xml:space="preserve">  Balanza comercial: USD +3,000 M</w:t>
+      </w:r>
+      <w:r>
+        <w:br/>
+      </w:r>
+      <w:r>
+        <w:rPr>
+          <w:rStyle w:val="VerbatimChar"/>
+        </w:rPr>
+        <w:t xml:space="preserve">  Comercio total: USD 27,000 M</w:t>
+      </w:r>
+      <w:r>
+        <w:br/>
+      </w:r>
+      <w:r>
+        <w:rPr>
+          <w:rStyle w:val="VerbatimChar"/>
+        </w:rPr>
+        <w:t xml:space="preserve">  Estado: Superávit</w:t>
+      </w:r>
+      <w:r>
+        <w:br/>
+      </w:r>
+      <w:r>
+        <w:br/>
+      </w:r>
+      <w:r>
+        <w:rPr>
+          <w:rStyle w:val="VerbatimChar"/>
+        </w:rPr>
+        <w:t xml:space="preserve">USA:</w:t>
+      </w:r>
+      <w:r>
+        <w:br/>
+      </w:r>
+      <w:r>
+        <w:rPr>
+          <w:rStyle w:val="VerbatimChar"/>
+        </w:rPr>
+        <w:t xml:space="preserve">  Exportaciones: USD 8,500 M</w:t>
+      </w:r>
+      <w:r>
+        <w:br/>
+      </w:r>
+      <w:r>
+        <w:rPr>
+          <w:rStyle w:val="VerbatimChar"/>
+        </w:rPr>
+        <w:t xml:space="preserve">  Importaciones: USD 10,500 M</w:t>
+      </w:r>
+      <w:r>
+        <w:br/>
+      </w:r>
+      <w:r>
+        <w:rPr>
+          <w:rStyle w:val="VerbatimChar"/>
+        </w:rPr>
+        <w:t xml:space="preserve">  Balanza comercial: USD -2,000 M</w:t>
+      </w:r>
+      <w:r>
+        <w:br/>
+      </w:r>
+      <w:r>
+        <w:rPr>
+          <w:rStyle w:val="VerbatimChar"/>
+        </w:rPr>
+        <w:t xml:space="preserve">  Comercio total: USD 19,000 M</w:t>
+      </w:r>
+      <w:r>
+        <w:br/>
+      </w:r>
+      <w:r>
+        <w:rPr>
+          <w:rStyle w:val="VerbatimChar"/>
+        </w:rPr>
+        <w:t xml:space="preserve">  Estado: Déficit</w:t>
+      </w:r>
+      <w:r>
+        <w:br/>
+      </w:r>
+      <w:r>
+        <w:br/>
+      </w:r>
+      <w:r>
+        <w:rPr>
+          <w:rStyle w:val="VerbatimChar"/>
+        </w:rPr>
+        <w:t xml:space="preserve">Brasil:</w:t>
+      </w:r>
+      <w:r>
+        <w:br/>
+      </w:r>
+      <w:r>
+        <w:rPr>
+          <w:rStyle w:val="VerbatimChar"/>
+        </w:rPr>
+        <w:t xml:space="preserve">  Exportaciones: USD 2,500 M</w:t>
+      </w:r>
+      <w:r>
+        <w:br/>
+      </w:r>
+      <w:r>
+        <w:rPr>
+          <w:rStyle w:val="VerbatimChar"/>
+        </w:rPr>
+        <w:t xml:space="preserve">  Importaciones: USD 3,000 M</w:t>
+      </w:r>
+      <w:r>
+        <w:br/>
+      </w:r>
+      <w:r>
+        <w:rPr>
+          <w:rStyle w:val="VerbatimChar"/>
+        </w:rPr>
+        <w:t xml:space="preserve">  Balanza comercial: USD -500 M</w:t>
+      </w:r>
+      <w:r>
+        <w:br/>
+      </w:r>
+      <w:r>
+        <w:rPr>
+          <w:rStyle w:val="VerbatimChar"/>
+        </w:rPr>
+        <w:t xml:space="preserve">  Comercio total: USD 5,500 M</w:t>
+      </w:r>
+      <w:r>
+        <w:br/>
+      </w:r>
+      <w:r>
+        <w:rPr>
+          <w:rStyle w:val="VerbatimChar"/>
+        </w:rPr>
+        <w:t xml:space="preserve">  Estado: Déficit</w:t>
+      </w:r>
+      <w:r>
+        <w:br/>
+      </w:r>
+      <w:r>
+        <w:br/>
+      </w:r>
+      <w:r>
+        <w:rPr>
+          <w:rStyle w:val="VerbatimChar"/>
+        </w:rPr>
+        <w:t xml:space="preserve">Chile:</w:t>
+      </w:r>
+      <w:r>
+        <w:br/>
+      </w:r>
+      <w:r>
+        <w:rPr>
+          <w:rStyle w:val="VerbatimChar"/>
+        </w:rPr>
+        <w:t xml:space="preserve">  Exportaciones: USD 1,800 M</w:t>
+      </w:r>
+      <w:r>
+        <w:br/>
+      </w:r>
+      <w:r>
+        <w:rPr>
+          <w:rStyle w:val="VerbatimChar"/>
+        </w:rPr>
+        <w:t xml:space="preserve">  Importaciones: USD 2,200 M</w:t>
+      </w:r>
+      <w:r>
+        <w:br/>
+      </w:r>
+      <w:r>
+        <w:rPr>
+          <w:rStyle w:val="VerbatimChar"/>
+        </w:rPr>
+        <w:t xml:space="preserve">  Balanza comercial: USD -400 M</w:t>
+      </w:r>
+      <w:r>
+        <w:br/>
+      </w:r>
+      <w:r>
+        <w:rPr>
+          <w:rStyle w:val="VerbatimChar"/>
+        </w:rPr>
+        <w:t xml:space="preserve">  Comercio total: USD 4,000 M</w:t>
+      </w:r>
+      <w:r>
+        <w:br/>
+      </w:r>
+      <w:r>
+        <w:rPr>
+          <w:rStyle w:val="VerbatimChar"/>
+        </w:rPr>
+        <w:t xml:space="preserve">  Estado: Déficit</w:t>
+      </w:r>
+      <w:r>
+        <w:br/>
+      </w:r>
+      <w:r>
+        <w:br/>
+      </w:r>
+      <w:r>
+        <w:rPr>
+          <w:rStyle w:val="VerbatimChar"/>
+        </w:rPr>
+        <w:t xml:space="preserve">============================================================</w:t>
+      </w:r>
+      <w:r>
+        <w:br/>
+      </w:r>
+      <w:r>
+        <w:rPr>
+          <w:rStyle w:val="VerbatimChar"/>
+        </w:rPr>
+        <w:t xml:space="preserve">TOTALES:</w:t>
+      </w:r>
+      <w:r>
+        <w:br/>
+      </w:r>
+      <w:r>
+        <w:rPr>
+          <w:rStyle w:val="VerbatimChar"/>
+        </w:rPr>
+        <w:t xml:space="preserve">  Exportaciones totales: USD 27,800 M</w:t>
+      </w:r>
+      <w:r>
+        <w:br/>
+      </w:r>
+      <w:r>
+        <w:rPr>
+          <w:rStyle w:val="VerbatimChar"/>
+        </w:rPr>
+        <w:t xml:space="preserve">  Importaciones totales: USD 27,700 M</w:t>
+      </w:r>
+      <w:r>
+        <w:br/>
+      </w:r>
+      <w:r>
+        <w:rPr>
+          <w:rStyle w:val="VerbatimChar"/>
+        </w:rPr>
+        <w:t xml:space="preserve">  Balanza comercial total: USD +100 M</w:t>
       </w:r>
     </w:p>
     <w:bookmarkEnd w:id="80"/>
@@ -30204,6 +32583,311 @@
           <w:rStyle w:val="NormalTok"/>
         </w:rPr>
         <w:t xml:space="preserve">)</w:t>
+      </w:r>
+    </w:p>
+    <w:p>
+      <w:pPr>
+        <w:pStyle w:val="SourceCode"/>
+      </w:pPr>
+      <w:r>
+        <w:rPr>
+          <w:rStyle w:val="VerbatimChar"/>
+        </w:rPr>
+        <w:t xml:space="preserve">SISTEMA DE CALIFICACIÓN DE RIESGO</w:t>
+      </w:r>
+      <w:r>
+        <w:br/>
+      </w:r>
+      <w:r>
+        <w:rPr>
+          <w:rStyle w:val="VerbatimChar"/>
+        </w:rPr>
+        <w:t xml:space="preserve">======================================================================</w:t>
+      </w:r>
+      <w:r>
+        <w:br/>
+      </w:r>
+      <w:r>
+        <w:br/>
+      </w:r>
+      <w:r>
+        <w:rPr>
+          <w:rStyle w:val="VerbatimChar"/>
+        </w:rPr>
+        <w:t xml:space="preserve">TechCorp:</w:t>
+      </w:r>
+      <w:r>
+        <w:br/>
+      </w:r>
+      <w:r>
+        <w:rPr>
+          <w:rStyle w:val="VerbatimChar"/>
+        </w:rPr>
+        <w:t xml:space="preserve">  Liquidez: 1.80</w:t>
+      </w:r>
+      <w:r>
+        <w:br/>
+      </w:r>
+      <w:r>
+        <w:rPr>
+          <w:rStyle w:val="VerbatimChar"/>
+        </w:rPr>
+        <w:t xml:space="preserve">  Endeudamiento: 45.00%</w:t>
+      </w:r>
+      <w:r>
+        <w:br/>
+      </w:r>
+      <w:r>
+        <w:rPr>
+          <w:rStyle w:val="VerbatimChar"/>
+        </w:rPr>
+        <w:t xml:space="preserve">  Rentabilidad: 15.00%</w:t>
+      </w:r>
+      <w:r>
+        <w:br/>
+      </w:r>
+      <w:r>
+        <w:rPr>
+          <w:rStyle w:val="VerbatimChar"/>
+        </w:rPr>
+        <w:t xml:space="preserve">  Puntos: 7/9</w:t>
+      </w:r>
+      <w:r>
+        <w:br/>
+      </w:r>
+      <w:r>
+        <w:rPr>
+          <w:rStyle w:val="VerbatimChar"/>
+        </w:rPr>
+        <w:t xml:space="preserve">  Calificación: AA</w:t>
+      </w:r>
+      <w:r>
+        <w:br/>
+      </w:r>
+      <w:r>
+        <w:br/>
+      </w:r>
+      <w:r>
+        <w:rPr>
+          <w:rStyle w:val="VerbatimChar"/>
+        </w:rPr>
+        <w:t xml:space="preserve">IndusPeru:</w:t>
+      </w:r>
+      <w:r>
+        <w:br/>
+      </w:r>
+      <w:r>
+        <w:rPr>
+          <w:rStyle w:val="VerbatimChar"/>
+        </w:rPr>
+        <w:t xml:space="preserve">  Liquidez: 1.20</w:t>
+      </w:r>
+      <w:r>
+        <w:br/>
+      </w:r>
+      <w:r>
+        <w:rPr>
+          <w:rStyle w:val="VerbatimChar"/>
+        </w:rPr>
+        <w:t xml:space="preserve">  Endeudamiento: 65.00%</w:t>
+      </w:r>
+      <w:r>
+        <w:br/>
+      </w:r>
+      <w:r>
+        <w:rPr>
+          <w:rStyle w:val="VerbatimChar"/>
+        </w:rPr>
+        <w:t xml:space="preserve">  Rentabilidad: 8.00%</w:t>
+      </w:r>
+      <w:r>
+        <w:br/>
+      </w:r>
+      <w:r>
+        <w:rPr>
+          <w:rStyle w:val="VerbatimChar"/>
+        </w:rPr>
+        <w:t xml:space="preserve">  Puntos: 3/9</w:t>
+      </w:r>
+      <w:r>
+        <w:br/>
+      </w:r>
+      <w:r>
+        <w:rPr>
+          <w:rStyle w:val="VerbatimChar"/>
+        </w:rPr>
+        <w:t xml:space="preserve">  Calificación: BBB</w:t>
+      </w:r>
+      <w:r>
+        <w:br/>
+      </w:r>
+      <w:r>
+        <w:br/>
+      </w:r>
+      <w:r>
+        <w:rPr>
+          <w:rStyle w:val="VerbatimChar"/>
+        </w:rPr>
+        <w:t xml:space="preserve">AgroSur:</w:t>
+      </w:r>
+      <w:r>
+        <w:br/>
+      </w:r>
+      <w:r>
+        <w:rPr>
+          <w:rStyle w:val="VerbatimChar"/>
+        </w:rPr>
+        <w:t xml:space="preserve">  Liquidez: 2.50</w:t>
+      </w:r>
+      <w:r>
+        <w:br/>
+      </w:r>
+      <w:r>
+        <w:rPr>
+          <w:rStyle w:val="VerbatimChar"/>
+        </w:rPr>
+        <w:t xml:space="preserve">  Endeudamiento: 30.00%</w:t>
+      </w:r>
+      <w:r>
+        <w:br/>
+      </w:r>
+      <w:r>
+        <w:rPr>
+          <w:rStyle w:val="VerbatimChar"/>
+        </w:rPr>
+        <w:t xml:space="preserve">  Rentabilidad: 12.00%</w:t>
+      </w:r>
+      <w:r>
+        <w:br/>
+      </w:r>
+      <w:r>
+        <w:rPr>
+          <w:rStyle w:val="VerbatimChar"/>
+        </w:rPr>
+        <w:t xml:space="preserve">  Puntos: 8/9</w:t>
+      </w:r>
+      <w:r>
+        <w:br/>
+      </w:r>
+      <w:r>
+        <w:rPr>
+          <w:rStyle w:val="VerbatimChar"/>
+        </w:rPr>
+        <w:t xml:space="preserve">  Calificación: AAA</w:t>
+      </w:r>
+      <w:r>
+        <w:br/>
+      </w:r>
+      <w:r>
+        <w:br/>
+      </w:r>
+      <w:r>
+        <w:rPr>
+          <w:rStyle w:val="VerbatimChar"/>
+        </w:rPr>
+        <w:t xml:space="preserve">MineroX:</w:t>
+      </w:r>
+      <w:r>
+        <w:br/>
+      </w:r>
+      <w:r>
+        <w:rPr>
+          <w:rStyle w:val="VerbatimChar"/>
+        </w:rPr>
+        <w:t xml:space="preserve">  Liquidez: 1.50</w:t>
+      </w:r>
+      <w:r>
+        <w:br/>
+      </w:r>
+      <w:r>
+        <w:rPr>
+          <w:rStyle w:val="VerbatimChar"/>
+        </w:rPr>
+        <w:t xml:space="preserve">  Endeudamiento: 55.00%</w:t>
+      </w:r>
+      <w:r>
+        <w:br/>
+      </w:r>
+      <w:r>
+        <w:rPr>
+          <w:rStyle w:val="VerbatimChar"/>
+        </w:rPr>
+        <w:t xml:space="preserve">  Rentabilidad: 18.00%</w:t>
+      </w:r>
+      <w:r>
+        <w:br/>
+      </w:r>
+      <w:r>
+        <w:rPr>
+          <w:rStyle w:val="VerbatimChar"/>
+        </w:rPr>
+        <w:t xml:space="preserve">  Puntos: 6/9</w:t>
+      </w:r>
+      <w:r>
+        <w:br/>
+      </w:r>
+      <w:r>
+        <w:rPr>
+          <w:rStyle w:val="VerbatimChar"/>
+        </w:rPr>
+        <w:t xml:space="preserve">  Calificación: AA</w:t>
+      </w:r>
+      <w:r>
+        <w:br/>
+      </w:r>
+      <w:r>
+        <w:br/>
+      </w:r>
+      <w:r>
+        <w:rPr>
+          <w:rStyle w:val="VerbatimChar"/>
+        </w:rPr>
+        <w:t xml:space="preserve">======================================================================</w:t>
+      </w:r>
+      <w:r>
+        <w:br/>
+      </w:r>
+      <w:r>
+        <w:rPr>
+          <w:rStyle w:val="VerbatimChar"/>
+        </w:rPr>
+        <w:t xml:space="preserve">RANKING DE EMPRESAS:</w:t>
+      </w:r>
+      <w:r>
+        <w:br/>
+      </w:r>
+      <w:r>
+        <w:rPr>
+          <w:rStyle w:val="VerbatimChar"/>
+        </w:rPr>
+        <w:t xml:space="preserve">1. AgroSur: AAA (8 puntos)</w:t>
+      </w:r>
+      <w:r>
+        <w:br/>
+      </w:r>
+      <w:r>
+        <w:rPr>
+          <w:rStyle w:val="VerbatimChar"/>
+        </w:rPr>
+        <w:t xml:space="preserve">2. TechCorp: AA (7 puntos)</w:t>
+      </w:r>
+      <w:r>
+        <w:br/>
+      </w:r>
+      <w:r>
+        <w:rPr>
+          <w:rStyle w:val="VerbatimChar"/>
+        </w:rPr>
+        <w:t xml:space="preserve">3. MineroX: AA (6 puntos)</w:t>
+      </w:r>
+      <w:r>
+        <w:br/>
+      </w:r>
+      <w:r>
+        <w:rPr>
+          <w:rStyle w:val="VerbatimChar"/>
+        </w:rPr>
+        <w:t xml:space="preserve">4. IndusPeru: BBB (3 puntos)</w:t>
       </w:r>
     </w:p>
     <w:bookmarkEnd w:id="81"/>
@@ -32559,6 +35243,596 @@
         <w:t xml:space="preserve">)</w:t>
       </w:r>
     </w:p>
+    <w:p>
+      <w:pPr>
+        <w:pStyle w:val="SourceCode"/>
+      </w:pPr>
+      <w:r>
+        <w:rPr>
+          <w:rStyle w:val="VerbatimChar"/>
+        </w:rPr>
+        <w:t xml:space="preserve">ANÁLISIS DE PRESUPUESTO FAMILIAR</w:t>
+      </w:r>
+      <w:r>
+        <w:br/>
+      </w:r>
+      <w:r>
+        <w:rPr>
+          <w:rStyle w:val="VerbatimChar"/>
+        </w:rPr>
+        <w:t xml:space="preserve">======================================================================</w:t>
+      </w:r>
+      <w:r>
+        <w:br/>
+      </w:r>
+      <w:r>
+        <w:br/>
+      </w:r>
+      <w:r>
+        <w:rPr>
+          <w:rStyle w:val="VerbatimChar"/>
+        </w:rPr>
+        <w:t xml:space="preserve">Presupuesto total: S/ 3,300.00</w:t>
+      </w:r>
+      <w:r>
+        <w:br/>
+      </w:r>
+      <w:r>
+        <w:rPr>
+          <w:rStyle w:val="VerbatimChar"/>
+        </w:rPr>
+        <w:t xml:space="preserve">Gastos totales: S/ 3,380.00</w:t>
+      </w:r>
+      <w:r>
+        <w:br/>
+      </w:r>
+      <w:r>
+        <w:rPr>
+          <w:rStyle w:val="VerbatimChar"/>
+        </w:rPr>
+        <w:t xml:space="preserve">Diferencia: S/ -80.00</w:t>
+      </w:r>
+      <w:r>
+        <w:br/>
+      </w:r>
+      <w:r>
+        <w:br/>
+      </w:r>
+      <w:r>
+        <w:rPr>
+          <w:rStyle w:val="VerbatimChar"/>
+        </w:rPr>
+        <w:t xml:space="preserve">DETALLE POR CATEGORÍA:</w:t>
+      </w:r>
+      <w:r>
+        <w:br/>
+      </w:r>
+      <w:r>
+        <w:rPr>
+          <w:rStyle w:val="VerbatimChar"/>
+        </w:rPr>
+        <w:t xml:space="preserve">----------------------------------------------------------------------</w:t>
+      </w:r>
+      <w:r>
+        <w:br/>
+      </w:r>
+      <w:r>
+        <w:br/>
+      </w:r>
+      <w:r>
+        <w:rPr>
+          <w:rStyle w:val="VerbatimChar"/>
+        </w:rPr>
+        <w:t xml:space="preserve">Alimentos:</w:t>
+      </w:r>
+      <w:r>
+        <w:br/>
+      </w:r>
+      <w:r>
+        <w:rPr>
+          <w:rStyle w:val="VerbatimChar"/>
+        </w:rPr>
+        <w:t xml:space="preserve">  Presupuestado: S/ 1,200.00</w:t>
+      </w:r>
+      <w:r>
+        <w:br/>
+      </w:r>
+      <w:r>
+        <w:rPr>
+          <w:rStyle w:val="VerbatimChar"/>
+        </w:rPr>
+        <w:t xml:space="preserve">  Gastado: S/ 1,250.00</w:t>
+      </w:r>
+      <w:r>
+        <w:br/>
+      </w:r>
+      <w:r>
+        <w:rPr>
+          <w:rStyle w:val="VerbatimChar"/>
+        </w:rPr>
+        <w:t xml:space="preserve">  Diferencia: S/ -50.00</w:t>
+      </w:r>
+      <w:r>
+        <w:br/>
+      </w:r>
+      <w:r>
+        <w:rPr>
+          <w:rStyle w:val="VerbatimChar"/>
+        </w:rPr>
+        <w:t xml:space="preserve">  Ejecución: 104.2%</w:t>
+      </w:r>
+      <w:r>
+        <w:br/>
+      </w:r>
+      <w:r>
+        <w:rPr>
+          <w:rStyle w:val="VerbatimChar"/>
+        </w:rPr>
+        <w:t xml:space="preserve">  Estado: ⚠️ EXCEDIDO</w:t>
+      </w:r>
+      <w:r>
+        <w:br/>
+      </w:r>
+      <w:r>
+        <w:br/>
+      </w:r>
+      <w:r>
+        <w:rPr>
+          <w:rStyle w:val="VerbatimChar"/>
+        </w:rPr>
+        <w:t xml:space="preserve">Transporte:</w:t>
+      </w:r>
+      <w:r>
+        <w:br/>
+      </w:r>
+      <w:r>
+        <w:rPr>
+          <w:rStyle w:val="VerbatimChar"/>
+        </w:rPr>
+        <w:t xml:space="preserve">  Presupuestado: S/ 300.00</w:t>
+      </w:r>
+      <w:r>
+        <w:br/>
+      </w:r>
+      <w:r>
+        <w:rPr>
+          <w:rStyle w:val="VerbatimChar"/>
+        </w:rPr>
+        <w:t xml:space="preserve">  Gastado: S/ 280.00</w:t>
+      </w:r>
+      <w:r>
+        <w:br/>
+      </w:r>
+      <w:r>
+        <w:rPr>
+          <w:rStyle w:val="VerbatimChar"/>
+        </w:rPr>
+        <w:t xml:space="preserve">  Diferencia: S/ +20.00</w:t>
+      </w:r>
+      <w:r>
+        <w:br/>
+      </w:r>
+      <w:r>
+        <w:rPr>
+          <w:rStyle w:val="VerbatimChar"/>
+        </w:rPr>
+        <w:t xml:space="preserve">  Ejecución: 93.3%</w:t>
+      </w:r>
+      <w:r>
+        <w:br/>
+      </w:r>
+      <w:r>
+        <w:rPr>
+          <w:rStyle w:val="VerbatimChar"/>
+        </w:rPr>
+        <w:t xml:space="preserve">  Estado: ✓ Dentro del presupuesto</w:t>
+      </w:r>
+      <w:r>
+        <w:br/>
+      </w:r>
+      <w:r>
+        <w:br/>
+      </w:r>
+      <w:r>
+        <w:rPr>
+          <w:rStyle w:val="VerbatimChar"/>
+        </w:rPr>
+        <w:t xml:space="preserve">Vivienda:</w:t>
+      </w:r>
+      <w:r>
+        <w:br/>
+      </w:r>
+      <w:r>
+        <w:rPr>
+          <w:rStyle w:val="VerbatimChar"/>
+        </w:rPr>
+        <w:t xml:space="preserve">  Presupuestado: S/ 800.00</w:t>
+      </w:r>
+      <w:r>
+        <w:br/>
+      </w:r>
+      <w:r>
+        <w:rPr>
+          <w:rStyle w:val="VerbatimChar"/>
+        </w:rPr>
+        <w:t xml:space="preserve">  Gastado: S/ 800.00</w:t>
+      </w:r>
+      <w:r>
+        <w:br/>
+      </w:r>
+      <w:r>
+        <w:rPr>
+          <w:rStyle w:val="VerbatimChar"/>
+        </w:rPr>
+        <w:t xml:space="preserve">  Diferencia: S/ +0.00</w:t>
+      </w:r>
+      <w:r>
+        <w:br/>
+      </w:r>
+      <w:r>
+        <w:rPr>
+          <w:rStyle w:val="VerbatimChar"/>
+        </w:rPr>
+        <w:t xml:space="preserve">  Ejecución: 100.0%</w:t>
+      </w:r>
+      <w:r>
+        <w:br/>
+      </w:r>
+      <w:r>
+        <w:rPr>
+          <w:rStyle w:val="VerbatimChar"/>
+        </w:rPr>
+        <w:t xml:space="preserve">  Estado: ✓ Dentro del presupuesto</w:t>
+      </w:r>
+      <w:r>
+        <w:br/>
+      </w:r>
+      <w:r>
+        <w:br/>
+      </w:r>
+      <w:r>
+        <w:rPr>
+          <w:rStyle w:val="VerbatimChar"/>
+        </w:rPr>
+        <w:t xml:space="preserve">Servicios:</w:t>
+      </w:r>
+      <w:r>
+        <w:br/>
+      </w:r>
+      <w:r>
+        <w:rPr>
+          <w:rStyle w:val="VerbatimChar"/>
+        </w:rPr>
+        <w:t xml:space="preserve">  Presupuestado: S/ 250.00</w:t>
+      </w:r>
+      <w:r>
+        <w:br/>
+      </w:r>
+      <w:r>
+        <w:rPr>
+          <w:rStyle w:val="VerbatimChar"/>
+        </w:rPr>
+        <w:t xml:space="preserve">  Gastado: S/ 270.00</w:t>
+      </w:r>
+      <w:r>
+        <w:br/>
+      </w:r>
+      <w:r>
+        <w:rPr>
+          <w:rStyle w:val="VerbatimChar"/>
+        </w:rPr>
+        <w:t xml:space="preserve">  Diferencia: S/ -20.00</w:t>
+      </w:r>
+      <w:r>
+        <w:br/>
+      </w:r>
+      <w:r>
+        <w:rPr>
+          <w:rStyle w:val="VerbatimChar"/>
+        </w:rPr>
+        <w:t xml:space="preserve">  Ejecución: 108.0%</w:t>
+      </w:r>
+      <w:r>
+        <w:br/>
+      </w:r>
+      <w:r>
+        <w:rPr>
+          <w:rStyle w:val="VerbatimChar"/>
+        </w:rPr>
+        <w:t xml:space="preserve">  Estado: ⚠️ EXCEDIDO</w:t>
+      </w:r>
+      <w:r>
+        <w:br/>
+      </w:r>
+      <w:r>
+        <w:br/>
+      </w:r>
+      <w:r>
+        <w:rPr>
+          <w:rStyle w:val="VerbatimChar"/>
+        </w:rPr>
+        <w:t xml:space="preserve">Educación:</w:t>
+      </w:r>
+      <w:r>
+        <w:br/>
+      </w:r>
+      <w:r>
+        <w:rPr>
+          <w:rStyle w:val="VerbatimChar"/>
+        </w:rPr>
+        <w:t xml:space="preserve">  Presupuestado: S/ 400.00</w:t>
+      </w:r>
+      <w:r>
+        <w:br/>
+      </w:r>
+      <w:r>
+        <w:rPr>
+          <w:rStyle w:val="VerbatimChar"/>
+        </w:rPr>
+        <w:t xml:space="preserve">  Gastado: S/ 400.00</w:t>
+      </w:r>
+      <w:r>
+        <w:br/>
+      </w:r>
+      <w:r>
+        <w:rPr>
+          <w:rStyle w:val="VerbatimChar"/>
+        </w:rPr>
+        <w:t xml:space="preserve">  Diferencia: S/ +0.00</w:t>
+      </w:r>
+      <w:r>
+        <w:br/>
+      </w:r>
+      <w:r>
+        <w:rPr>
+          <w:rStyle w:val="VerbatimChar"/>
+        </w:rPr>
+        <w:t xml:space="preserve">  Ejecución: 100.0%</w:t>
+      </w:r>
+      <w:r>
+        <w:br/>
+      </w:r>
+      <w:r>
+        <w:rPr>
+          <w:rStyle w:val="VerbatimChar"/>
+        </w:rPr>
+        <w:t xml:space="preserve">  Estado: ✓ Dentro del presupuesto</w:t>
+      </w:r>
+      <w:r>
+        <w:br/>
+      </w:r>
+      <w:r>
+        <w:br/>
+      </w:r>
+      <w:r>
+        <w:rPr>
+          <w:rStyle w:val="VerbatimChar"/>
+        </w:rPr>
+        <w:t xml:space="preserve">Salud:</w:t>
+      </w:r>
+      <w:r>
+        <w:br/>
+      </w:r>
+      <w:r>
+        <w:rPr>
+          <w:rStyle w:val="VerbatimChar"/>
+        </w:rPr>
+        <w:t xml:space="preserve">  Presupuestado: S/ 200.00</w:t>
+      </w:r>
+      <w:r>
+        <w:br/>
+      </w:r>
+      <w:r>
+        <w:rPr>
+          <w:rStyle w:val="VerbatimChar"/>
+        </w:rPr>
+        <w:t xml:space="preserve">  Gastado: S/ 180.00</w:t>
+      </w:r>
+      <w:r>
+        <w:br/>
+      </w:r>
+      <w:r>
+        <w:rPr>
+          <w:rStyle w:val="VerbatimChar"/>
+        </w:rPr>
+        <w:t xml:space="preserve">  Diferencia: S/ +20.00</w:t>
+      </w:r>
+      <w:r>
+        <w:br/>
+      </w:r>
+      <w:r>
+        <w:rPr>
+          <w:rStyle w:val="VerbatimChar"/>
+        </w:rPr>
+        <w:t xml:space="preserve">  Ejecución: 90.0%</w:t>
+      </w:r>
+      <w:r>
+        <w:br/>
+      </w:r>
+      <w:r>
+        <w:rPr>
+          <w:rStyle w:val="VerbatimChar"/>
+        </w:rPr>
+        <w:t xml:space="preserve">  Estado: ✓ Dentro del presupuesto</w:t>
+      </w:r>
+      <w:r>
+        <w:br/>
+      </w:r>
+      <w:r>
+        <w:br/>
+      </w:r>
+      <w:r>
+        <w:rPr>
+          <w:rStyle w:val="VerbatimChar"/>
+        </w:rPr>
+        <w:t xml:space="preserve">Entretenimiento:</w:t>
+      </w:r>
+      <w:r>
+        <w:br/>
+      </w:r>
+      <w:r>
+        <w:rPr>
+          <w:rStyle w:val="VerbatimChar"/>
+        </w:rPr>
+        <w:t xml:space="preserve">  Presupuestado: S/ 150.00</w:t>
+      </w:r>
+      <w:r>
+        <w:br/>
+      </w:r>
+      <w:r>
+        <w:rPr>
+          <w:rStyle w:val="VerbatimChar"/>
+        </w:rPr>
+        <w:t xml:space="preserve">  Gastado: S/ 200.00</w:t>
+      </w:r>
+      <w:r>
+        <w:br/>
+      </w:r>
+      <w:r>
+        <w:rPr>
+          <w:rStyle w:val="VerbatimChar"/>
+        </w:rPr>
+        <w:t xml:space="preserve">  Diferencia: S/ -50.00</w:t>
+      </w:r>
+      <w:r>
+        <w:br/>
+      </w:r>
+      <w:r>
+        <w:rPr>
+          <w:rStyle w:val="VerbatimChar"/>
+        </w:rPr>
+        <w:t xml:space="preserve">  Ejecución: 133.3%</w:t>
+      </w:r>
+      <w:r>
+        <w:br/>
+      </w:r>
+      <w:r>
+        <w:rPr>
+          <w:rStyle w:val="VerbatimChar"/>
+        </w:rPr>
+        <w:t xml:space="preserve">  Estado: ⚠️ EXCEDIDO</w:t>
+      </w:r>
+      <w:r>
+        <w:br/>
+      </w:r>
+      <w:r>
+        <w:br/>
+      </w:r>
+      <w:r>
+        <w:rPr>
+          <w:rStyle w:val="VerbatimChar"/>
+        </w:rPr>
+        <w:t xml:space="preserve">======================================================================</w:t>
+      </w:r>
+      <w:r>
+        <w:br/>
+      </w:r>
+      <w:r>
+        <w:rPr>
+          <w:rStyle w:val="VerbatimChar"/>
+        </w:rPr>
+        <w:t xml:space="preserve">RESUMEN:</w:t>
+      </w:r>
+      <w:r>
+        <w:br/>
+      </w:r>
+      <w:r>
+        <w:br/>
+      </w:r>
+      <w:r>
+        <w:rPr>
+          <w:rStyle w:val="VerbatimChar"/>
+        </w:rPr>
+        <w:t xml:space="preserve">Categorías excedidas:</w:t>
+      </w:r>
+      <w:r>
+        <w:br/>
+      </w:r>
+      <w:r>
+        <w:rPr>
+          <w:rStyle w:val="VerbatimChar"/>
+        </w:rPr>
+        <w:t xml:space="preserve">  - Alimentos: S/ 50.00 de exceso</w:t>
+      </w:r>
+      <w:r>
+        <w:br/>
+      </w:r>
+      <w:r>
+        <w:rPr>
+          <w:rStyle w:val="VerbatimChar"/>
+        </w:rPr>
+        <w:t xml:space="preserve">  - Servicios: S/ 20.00 de exceso</w:t>
+      </w:r>
+      <w:r>
+        <w:br/>
+      </w:r>
+      <w:r>
+        <w:rPr>
+          <w:rStyle w:val="VerbatimChar"/>
+        </w:rPr>
+        <w:t xml:space="preserve">  - Entretenimiento: S/ 50.00 de exceso</w:t>
+      </w:r>
+      <w:r>
+        <w:br/>
+      </w:r>
+      <w:r>
+        <w:br/>
+      </w:r>
+      <w:r>
+        <w:rPr>
+          <w:rStyle w:val="VerbatimChar"/>
+        </w:rPr>
+        <w:t xml:space="preserve">Categorías con ahorro:</w:t>
+      </w:r>
+      <w:r>
+        <w:br/>
+      </w:r>
+      <w:r>
+        <w:rPr>
+          <w:rStyle w:val="VerbatimChar"/>
+        </w:rPr>
+        <w:t xml:space="preserve">  - Transporte: S/ 20.00 de ahorro</w:t>
+      </w:r>
+      <w:r>
+        <w:br/>
+      </w:r>
+      <w:r>
+        <w:rPr>
+          <w:rStyle w:val="VerbatimChar"/>
+        </w:rPr>
+        <w:t xml:space="preserve">  - Vivienda: S/ 0.00 de ahorro</w:t>
+      </w:r>
+      <w:r>
+        <w:br/>
+      </w:r>
+      <w:r>
+        <w:rPr>
+          <w:rStyle w:val="VerbatimChar"/>
+        </w:rPr>
+        <w:t xml:space="preserve">  - Educación: S/ 0.00 de ahorro</w:t>
+      </w:r>
+      <w:r>
+        <w:br/>
+      </w:r>
+      <w:r>
+        <w:rPr>
+          <w:rStyle w:val="VerbatimChar"/>
+        </w:rPr>
+        <w:t xml:space="preserve">  - Salud: S/ 20.00 de ahorro</w:t>
+      </w:r>
+      <w:r>
+        <w:br/>
+      </w:r>
+      <w:r>
+        <w:br/>
+      </w:r>
+      <w:r>
+        <w:rPr>
+          <w:rStyle w:val="VerbatimChar"/>
+        </w:rPr>
+        <w:t xml:space="preserve">⚠️ Déficit total: S/ 80.00</w:t>
+      </w:r>
+    </w:p>
     <w:bookmarkEnd w:id="83"/>
     <w:bookmarkStart w:id="84" w:name="X18454ecd38710a19b0c624d596db8dd982c8fca"/>
     <w:p>
@@ -34846,6 +38120,383 @@
           <w:rStyle w:val="NormalTok"/>
         </w:rPr>
         <w:t xml:space="preserve">)</w:t>
+      </w:r>
+    </w:p>
+    <w:p>
+      <w:pPr>
+        <w:pStyle w:val="SourceCode"/>
+      </w:pPr>
+      <w:r>
+        <w:rPr>
+          <w:rStyle w:val="VerbatimChar"/>
+        </w:rPr>
+        <w:t xml:space="preserve">ANÁLISIS DE SERIES DE TIEMPO - PIB TRIMESTRAL</w:t>
+      </w:r>
+      <w:r>
+        <w:br/>
+      </w:r>
+      <w:r>
+        <w:rPr>
+          <w:rStyle w:val="VerbatimChar"/>
+        </w:rPr>
+        <w:t xml:space="preserve">======================================================================</w:t>
+      </w:r>
+      <w:r>
+        <w:br/>
+      </w:r>
+      <w:r>
+        <w:br/>
+      </w:r>
+      <w:r>
+        <w:rPr>
+          <w:rStyle w:val="VerbatimChar"/>
+        </w:rPr>
+        <w:t xml:space="preserve">Año 2021:</w:t>
+      </w:r>
+      <w:r>
+        <w:br/>
+      </w:r>
+      <w:r>
+        <w:rPr>
+          <w:rStyle w:val="VerbatimChar"/>
+        </w:rPr>
+        <w:t xml:space="preserve">  PIB anual: S/ 198,500 millones</w:t>
+      </w:r>
+      <w:r>
+        <w:br/>
+      </w:r>
+      <w:r>
+        <w:rPr>
+          <w:rStyle w:val="VerbatimChar"/>
+        </w:rPr>
+        <w:t xml:space="preserve">  Q1: S/ 48,000 M (24.2%)</w:t>
+      </w:r>
+      <w:r>
+        <w:br/>
+      </w:r>
+      <w:r>
+        <w:rPr>
+          <w:rStyle w:val="VerbatimChar"/>
+        </w:rPr>
+        <w:t xml:space="preserve">  Q2: S/ 49,500 M (24.9%)</w:t>
+      </w:r>
+      <w:r>
+        <w:br/>
+      </w:r>
+      <w:r>
+        <w:rPr>
+          <w:rStyle w:val="VerbatimChar"/>
+        </w:rPr>
+        <w:t xml:space="preserve">  Q3: S/ 50,000 M (25.2%)</w:t>
+      </w:r>
+      <w:r>
+        <w:br/>
+      </w:r>
+      <w:r>
+        <w:rPr>
+          <w:rStyle w:val="VerbatimChar"/>
+        </w:rPr>
+        <w:t xml:space="preserve">  Q4: S/ 51,000 M (25.7%)</w:t>
+      </w:r>
+      <w:r>
+        <w:br/>
+      </w:r>
+      <w:r>
+        <w:br/>
+      </w:r>
+      <w:r>
+        <w:rPr>
+          <w:rStyle w:val="VerbatimChar"/>
+        </w:rPr>
+        <w:t xml:space="preserve">  Crecimiento intertrimestral:</w:t>
+      </w:r>
+      <w:r>
+        <w:br/>
+      </w:r>
+      <w:r>
+        <w:rPr>
+          <w:rStyle w:val="VerbatimChar"/>
+        </w:rPr>
+        <w:t xml:space="preserve">    Q1 a Q2: +3.12%</w:t>
+      </w:r>
+      <w:r>
+        <w:br/>
+      </w:r>
+      <w:r>
+        <w:rPr>
+          <w:rStyle w:val="VerbatimChar"/>
+        </w:rPr>
+        <w:t xml:space="preserve">    Q2 a Q3: +1.01%</w:t>
+      </w:r>
+      <w:r>
+        <w:br/>
+      </w:r>
+      <w:r>
+        <w:rPr>
+          <w:rStyle w:val="VerbatimChar"/>
+        </w:rPr>
+        <w:t xml:space="preserve">    Q3 a Q4: +2.00%</w:t>
+      </w:r>
+      <w:r>
+        <w:br/>
+      </w:r>
+      <w:r>
+        <w:br/>
+      </w:r>
+      <w:r>
+        <w:rPr>
+          <w:rStyle w:val="VerbatimChar"/>
+        </w:rPr>
+        <w:t xml:space="preserve">Año 2022:</w:t>
+      </w:r>
+      <w:r>
+        <w:br/>
+      </w:r>
+      <w:r>
+        <w:rPr>
+          <w:rStyle w:val="VerbatimChar"/>
+        </w:rPr>
+        <w:t xml:space="preserve">  PIB anual: S/ 211,000 millones</w:t>
+      </w:r>
+      <w:r>
+        <w:br/>
+      </w:r>
+      <w:r>
+        <w:rPr>
+          <w:rStyle w:val="VerbatimChar"/>
+        </w:rPr>
+        <w:t xml:space="preserve">  Q1: S/ 51,500 M (24.4%)</w:t>
+      </w:r>
+      <w:r>
+        <w:br/>
+      </w:r>
+      <w:r>
+        <w:rPr>
+          <w:rStyle w:val="VerbatimChar"/>
+        </w:rPr>
+        <w:t xml:space="preserve">  Q2: S/ 52,500 M (24.9%)</w:t>
+      </w:r>
+      <w:r>
+        <w:br/>
+      </w:r>
+      <w:r>
+        <w:rPr>
+          <w:rStyle w:val="VerbatimChar"/>
+        </w:rPr>
+        <w:t xml:space="preserve">  Q3: S/ 53,000 M (25.1%)</w:t>
+      </w:r>
+      <w:r>
+        <w:br/>
+      </w:r>
+      <w:r>
+        <w:rPr>
+          <w:rStyle w:val="VerbatimChar"/>
+        </w:rPr>
+        <w:t xml:space="preserve">  Q4: S/ 54,000 M (25.6%)</w:t>
+      </w:r>
+      <w:r>
+        <w:br/>
+      </w:r>
+      <w:r>
+        <w:br/>
+      </w:r>
+      <w:r>
+        <w:rPr>
+          <w:rStyle w:val="VerbatimChar"/>
+        </w:rPr>
+        <w:t xml:space="preserve">  Crecimiento intertrimestral:</w:t>
+      </w:r>
+      <w:r>
+        <w:br/>
+      </w:r>
+      <w:r>
+        <w:rPr>
+          <w:rStyle w:val="VerbatimChar"/>
+        </w:rPr>
+        <w:t xml:space="preserve">    Q1 a Q2: +1.94%</w:t>
+      </w:r>
+      <w:r>
+        <w:br/>
+      </w:r>
+      <w:r>
+        <w:rPr>
+          <w:rStyle w:val="VerbatimChar"/>
+        </w:rPr>
+        <w:t xml:space="preserve">    Q2 a Q3: +0.95%</w:t>
+      </w:r>
+      <w:r>
+        <w:br/>
+      </w:r>
+      <w:r>
+        <w:rPr>
+          <w:rStyle w:val="VerbatimChar"/>
+        </w:rPr>
+        <w:t xml:space="preserve">    Q3 a Q4: +1.89%</w:t>
+      </w:r>
+      <w:r>
+        <w:br/>
+      </w:r>
+      <w:r>
+        <w:br/>
+      </w:r>
+      <w:r>
+        <w:rPr>
+          <w:rStyle w:val="VerbatimChar"/>
+        </w:rPr>
+        <w:t xml:space="preserve">Año 2023:</w:t>
+      </w:r>
+      <w:r>
+        <w:br/>
+      </w:r>
+      <w:r>
+        <w:rPr>
+          <w:rStyle w:val="VerbatimChar"/>
+        </w:rPr>
+        <w:t xml:space="preserve">  PIB anual: S/ 223,000 millones</w:t>
+      </w:r>
+      <w:r>
+        <w:br/>
+      </w:r>
+      <w:r>
+        <w:rPr>
+          <w:rStyle w:val="VerbatimChar"/>
+        </w:rPr>
+        <w:t xml:space="preserve">  Q1: S/ 54,500 M (24.4%)</w:t>
+      </w:r>
+      <w:r>
+        <w:br/>
+      </w:r>
+      <w:r>
+        <w:rPr>
+          <w:rStyle w:val="VerbatimChar"/>
+        </w:rPr>
+        <w:t xml:space="preserve">  Q2: S/ 55,500 M (24.9%)</w:t>
+      </w:r>
+      <w:r>
+        <w:br/>
+      </w:r>
+      <w:r>
+        <w:rPr>
+          <w:rStyle w:val="VerbatimChar"/>
+        </w:rPr>
+        <w:t xml:space="preserve">  Q3: S/ 56,000 M (25.1%)</w:t>
+      </w:r>
+      <w:r>
+        <w:br/>
+      </w:r>
+      <w:r>
+        <w:rPr>
+          <w:rStyle w:val="VerbatimChar"/>
+        </w:rPr>
+        <w:t xml:space="preserve">  Q4: S/ 57,000 M (25.6%)</w:t>
+      </w:r>
+      <w:r>
+        <w:br/>
+      </w:r>
+      <w:r>
+        <w:br/>
+      </w:r>
+      <w:r>
+        <w:rPr>
+          <w:rStyle w:val="VerbatimChar"/>
+        </w:rPr>
+        <w:t xml:space="preserve">  Crecimiento intertrimestral:</w:t>
+      </w:r>
+      <w:r>
+        <w:br/>
+      </w:r>
+      <w:r>
+        <w:rPr>
+          <w:rStyle w:val="VerbatimChar"/>
+        </w:rPr>
+        <w:t xml:space="preserve">    Q1 a Q2: +1.83%</w:t>
+      </w:r>
+      <w:r>
+        <w:br/>
+      </w:r>
+      <w:r>
+        <w:rPr>
+          <w:rStyle w:val="VerbatimChar"/>
+        </w:rPr>
+        <w:t xml:space="preserve">    Q2 a Q3: +0.90%</w:t>
+      </w:r>
+      <w:r>
+        <w:br/>
+      </w:r>
+      <w:r>
+        <w:rPr>
+          <w:rStyle w:val="VerbatimChar"/>
+        </w:rPr>
+        <w:t xml:space="preserve">    Q3 a Q4: +1.79%</w:t>
+      </w:r>
+      <w:r>
+        <w:br/>
+      </w:r>
+      <w:r>
+        <w:br/>
+      </w:r>
+      <w:r>
+        <w:rPr>
+          <w:rStyle w:val="VerbatimChar"/>
+        </w:rPr>
+        <w:t xml:space="preserve">======================================================================</w:t>
+      </w:r>
+      <w:r>
+        <w:br/>
+      </w:r>
+      <w:r>
+        <w:rPr>
+          <w:rStyle w:val="VerbatimChar"/>
+        </w:rPr>
+        <w:t xml:space="preserve">CRECIMIENTO INTERANUAL:</w:t>
+      </w:r>
+      <w:r>
+        <w:br/>
+      </w:r>
+      <w:r>
+        <w:rPr>
+          <w:rStyle w:val="VerbatimChar"/>
+        </w:rPr>
+        <w:t xml:space="preserve">2021 a 2022: +6.30%</w:t>
+      </w:r>
+      <w:r>
+        <w:br/>
+      </w:r>
+      <w:r>
+        <w:rPr>
+          <w:rStyle w:val="VerbatimChar"/>
+        </w:rPr>
+        <w:t xml:space="preserve">2022 a 2023: +5.69%</w:t>
+      </w:r>
+      <w:r>
+        <w:br/>
+      </w:r>
+      <w:r>
+        <w:br/>
+      </w:r>
+      <w:r>
+        <w:rPr>
+          <w:rStyle w:val="VerbatimChar"/>
+        </w:rPr>
+        <w:t xml:space="preserve">======================================================================</w:t>
+      </w:r>
+      <w:r>
+        <w:br/>
+      </w:r>
+      <w:r>
+        <w:rPr>
+          <w:rStyle w:val="VerbatimChar"/>
+        </w:rPr>
+        <w:t xml:space="preserve">Mejor trimestre: Q4 2023 - S/ 57,000 M</w:t>
+      </w:r>
+      <w:r>
+        <w:br/>
+      </w:r>
+      <w:r>
+        <w:rPr>
+          <w:rStyle w:val="VerbatimChar"/>
+        </w:rPr>
+        <w:t xml:space="preserve">Peor trimestre: Q1 2021 - S/ 48,000 M</w:t>
       </w:r>
     </w:p>
     <w:bookmarkEnd w:id="84"/>
@@ -37495,6 +41146,500 @@
           <w:rStyle w:val="NormalTok"/>
         </w:rPr>
         <w:t xml:space="preserve">)</w:t>
+      </w:r>
+    </w:p>
+    <w:p>
+      <w:pPr>
+        <w:pStyle w:val="SourceCode"/>
+      </w:pPr>
+      <w:r>
+        <w:rPr>
+          <w:rStyle w:val="VerbatimChar"/>
+        </w:rPr>
+        <w:t xml:space="preserve">SISTEMA DE GESTIÓN DE INVENTARIO</w:t>
+      </w:r>
+      <w:r>
+        <w:br/>
+      </w:r>
+      <w:r>
+        <w:rPr>
+          <w:rStyle w:val="VerbatimChar"/>
+        </w:rPr>
+        <w:t xml:space="preserve">======================================================================</w:t>
+      </w:r>
+      <w:r>
+        <w:br/>
+      </w:r>
+      <w:r>
+        <w:br/>
+      </w:r>
+      <w:r>
+        <w:rPr>
+          <w:rStyle w:val="VerbatimChar"/>
+        </w:rPr>
+        <w:t xml:space="preserve">Código: PROD001</w:t>
+      </w:r>
+      <w:r>
+        <w:br/>
+      </w:r>
+      <w:r>
+        <w:rPr>
+          <w:rStyle w:val="VerbatimChar"/>
+        </w:rPr>
+        <w:t xml:space="preserve">  Producto: Laptop</w:t>
+      </w:r>
+      <w:r>
+        <w:br/>
+      </w:r>
+      <w:r>
+        <w:rPr>
+          <w:rStyle w:val="VerbatimChar"/>
+        </w:rPr>
+        <w:t xml:space="preserve">  Cantidad: 25 unidades</w:t>
+      </w:r>
+      <w:r>
+        <w:br/>
+      </w:r>
+      <w:r>
+        <w:rPr>
+          <w:rStyle w:val="VerbatimChar"/>
+        </w:rPr>
+        <w:t xml:space="preserve">  Precio unitario: S/ 2500.00</w:t>
+      </w:r>
+      <w:r>
+        <w:br/>
+      </w:r>
+      <w:r>
+        <w:rPr>
+          <w:rStyle w:val="VerbatimChar"/>
+        </w:rPr>
+        <w:t xml:space="preserve">  Valor en inventario: S/ 62,500.00</w:t>
+      </w:r>
+      <w:r>
+        <w:br/>
+      </w:r>
+      <w:r>
+        <w:rPr>
+          <w:rStyle w:val="VerbatimChar"/>
+        </w:rPr>
+        <w:t xml:space="preserve">  Stock mínimo: 10 unidades</w:t>
+      </w:r>
+      <w:r>
+        <w:br/>
+      </w:r>
+      <w:r>
+        <w:rPr>
+          <w:rStyle w:val="VerbatimChar"/>
+        </w:rPr>
+        <w:t xml:space="preserve">  Estado: ✓ Stock OK</w:t>
+      </w:r>
+      <w:r>
+        <w:br/>
+      </w:r>
+      <w:r>
+        <w:br/>
+      </w:r>
+      <w:r>
+        <w:rPr>
+          <w:rStyle w:val="VerbatimChar"/>
+        </w:rPr>
+        <w:t xml:space="preserve">Código: PROD002</w:t>
+      </w:r>
+      <w:r>
+        <w:br/>
+      </w:r>
+      <w:r>
+        <w:rPr>
+          <w:rStyle w:val="VerbatimChar"/>
+        </w:rPr>
+        <w:t xml:space="preserve">  Producto: Mouse</w:t>
+      </w:r>
+      <w:r>
+        <w:br/>
+      </w:r>
+      <w:r>
+        <w:rPr>
+          <w:rStyle w:val="VerbatimChar"/>
+        </w:rPr>
+        <w:t xml:space="preserve">  Cantidad: 100 unidades</w:t>
+      </w:r>
+      <w:r>
+        <w:br/>
+      </w:r>
+      <w:r>
+        <w:rPr>
+          <w:rStyle w:val="VerbatimChar"/>
+        </w:rPr>
+        <w:t xml:space="preserve">  Precio unitario: S/ 25.00</w:t>
+      </w:r>
+      <w:r>
+        <w:br/>
+      </w:r>
+      <w:r>
+        <w:rPr>
+          <w:rStyle w:val="VerbatimChar"/>
+        </w:rPr>
+        <w:t xml:space="preserve">  Valor en inventario: S/ 2,500.00</w:t>
+      </w:r>
+      <w:r>
+        <w:br/>
+      </w:r>
+      <w:r>
+        <w:rPr>
+          <w:rStyle w:val="VerbatimChar"/>
+        </w:rPr>
+        <w:t xml:space="preserve">  Stock mínimo: 50 unidades</w:t>
+      </w:r>
+      <w:r>
+        <w:br/>
+      </w:r>
+      <w:r>
+        <w:rPr>
+          <w:rStyle w:val="VerbatimChar"/>
+        </w:rPr>
+        <w:t xml:space="preserve">  Estado: ✓ Stock OK</w:t>
+      </w:r>
+      <w:r>
+        <w:br/>
+      </w:r>
+      <w:r>
+        <w:br/>
+      </w:r>
+      <w:r>
+        <w:rPr>
+          <w:rStyle w:val="VerbatimChar"/>
+        </w:rPr>
+        <w:t xml:space="preserve">Código: PROD003</w:t>
+      </w:r>
+      <w:r>
+        <w:br/>
+      </w:r>
+      <w:r>
+        <w:rPr>
+          <w:rStyle w:val="VerbatimChar"/>
+        </w:rPr>
+        <w:t xml:space="preserve">  Producto: Teclado</w:t>
+      </w:r>
+      <w:r>
+        <w:br/>
+      </w:r>
+      <w:r>
+        <w:rPr>
+          <w:rStyle w:val="VerbatimChar"/>
+        </w:rPr>
+        <w:t xml:space="preserve">  Cantidad: 8 unidades</w:t>
+      </w:r>
+      <w:r>
+        <w:br/>
+      </w:r>
+      <w:r>
+        <w:rPr>
+          <w:rStyle w:val="VerbatimChar"/>
+        </w:rPr>
+        <w:t xml:space="preserve">  Precio unitario: S/ 80.00</w:t>
+      </w:r>
+      <w:r>
+        <w:br/>
+      </w:r>
+      <w:r>
+        <w:rPr>
+          <w:rStyle w:val="VerbatimChar"/>
+        </w:rPr>
+        <w:t xml:space="preserve">  Valor en inventario: S/ 640.00</w:t>
+      </w:r>
+      <w:r>
+        <w:br/>
+      </w:r>
+      <w:r>
+        <w:rPr>
+          <w:rStyle w:val="VerbatimChar"/>
+        </w:rPr>
+        <w:t xml:space="preserve">  Stock mínimo: 15 unidades</w:t>
+      </w:r>
+      <w:r>
+        <w:br/>
+      </w:r>
+      <w:r>
+        <w:rPr>
+          <w:rStyle w:val="VerbatimChar"/>
+        </w:rPr>
+        <w:t xml:space="preserve">  Estado: ⚠️ BAJO STOCK</w:t>
+      </w:r>
+      <w:r>
+        <w:br/>
+      </w:r>
+      <w:r>
+        <w:br/>
+      </w:r>
+      <w:r>
+        <w:rPr>
+          <w:rStyle w:val="VerbatimChar"/>
+        </w:rPr>
+        <w:t xml:space="preserve">Código: PROD004</w:t>
+      </w:r>
+      <w:r>
+        <w:br/>
+      </w:r>
+      <w:r>
+        <w:rPr>
+          <w:rStyle w:val="VerbatimChar"/>
+        </w:rPr>
+        <w:t xml:space="preserve">  Producto: Monitor</w:t>
+      </w:r>
+      <w:r>
+        <w:br/>
+      </w:r>
+      <w:r>
+        <w:rPr>
+          <w:rStyle w:val="VerbatimChar"/>
+        </w:rPr>
+        <w:t xml:space="preserve">  Cantidad: 30 unidades</w:t>
+      </w:r>
+      <w:r>
+        <w:br/>
+      </w:r>
+      <w:r>
+        <w:rPr>
+          <w:rStyle w:val="VerbatimChar"/>
+        </w:rPr>
+        <w:t xml:space="preserve">  Precio unitario: S/ 800.00</w:t>
+      </w:r>
+      <w:r>
+        <w:br/>
+      </w:r>
+      <w:r>
+        <w:rPr>
+          <w:rStyle w:val="VerbatimChar"/>
+        </w:rPr>
+        <w:t xml:space="preserve">  Valor en inventario: S/ 24,000.00</w:t>
+      </w:r>
+      <w:r>
+        <w:br/>
+      </w:r>
+      <w:r>
+        <w:rPr>
+          <w:rStyle w:val="VerbatimChar"/>
+        </w:rPr>
+        <w:t xml:space="preserve">  Stock mínimo: 20 unidades</w:t>
+      </w:r>
+      <w:r>
+        <w:br/>
+      </w:r>
+      <w:r>
+        <w:rPr>
+          <w:rStyle w:val="VerbatimChar"/>
+        </w:rPr>
+        <w:t xml:space="preserve">  Estado: ✓ Stock OK</w:t>
+      </w:r>
+      <w:r>
+        <w:br/>
+      </w:r>
+      <w:r>
+        <w:br/>
+      </w:r>
+      <w:r>
+        <w:rPr>
+          <w:rStyle w:val="VerbatimChar"/>
+        </w:rPr>
+        <w:t xml:space="preserve">Código: PROD005</w:t>
+      </w:r>
+      <w:r>
+        <w:br/>
+      </w:r>
+      <w:r>
+        <w:rPr>
+          <w:rStyle w:val="VerbatimChar"/>
+        </w:rPr>
+        <w:t xml:space="preserve">  Producto: Impresora</w:t>
+      </w:r>
+      <w:r>
+        <w:br/>
+      </w:r>
+      <w:r>
+        <w:rPr>
+          <w:rStyle w:val="VerbatimChar"/>
+        </w:rPr>
+        <w:t xml:space="preserve">  Cantidad: 5 unidades</w:t>
+      </w:r>
+      <w:r>
+        <w:br/>
+      </w:r>
+      <w:r>
+        <w:rPr>
+          <w:rStyle w:val="VerbatimChar"/>
+        </w:rPr>
+        <w:t xml:space="preserve">  Precio unitario: S/ 450.00</w:t>
+      </w:r>
+      <w:r>
+        <w:br/>
+      </w:r>
+      <w:r>
+        <w:rPr>
+          <w:rStyle w:val="VerbatimChar"/>
+        </w:rPr>
+        <w:t xml:space="preserve">  Valor en inventario: S/ 2,250.00</w:t>
+      </w:r>
+      <w:r>
+        <w:br/>
+      </w:r>
+      <w:r>
+        <w:rPr>
+          <w:rStyle w:val="VerbatimChar"/>
+        </w:rPr>
+        <w:t xml:space="preserve">  Stock mínimo: 8 unidades</w:t>
+      </w:r>
+      <w:r>
+        <w:br/>
+      </w:r>
+      <w:r>
+        <w:rPr>
+          <w:rStyle w:val="VerbatimChar"/>
+        </w:rPr>
+        <w:t xml:space="preserve">  Estado: ⚠️ BAJO STOCK</w:t>
+      </w:r>
+      <w:r>
+        <w:br/>
+      </w:r>
+      <w:r>
+        <w:br/>
+      </w:r>
+      <w:r>
+        <w:rPr>
+          <w:rStyle w:val="VerbatimChar"/>
+        </w:rPr>
+        <w:t xml:space="preserve">======================================================================</w:t>
+      </w:r>
+      <w:r>
+        <w:br/>
+      </w:r>
+      <w:r>
+        <w:rPr>
+          <w:rStyle w:val="VerbatimChar"/>
+        </w:rPr>
+        <w:t xml:space="preserve">RESUMEN DE INVENTARIO:</w:t>
+      </w:r>
+      <w:r>
+        <w:br/>
+      </w:r>
+      <w:r>
+        <w:rPr>
+          <w:rStyle w:val="VerbatimChar"/>
+        </w:rPr>
+        <w:t xml:space="preserve">Valor total del inventario: S/ 91,890.00</w:t>
+      </w:r>
+      <w:r>
+        <w:br/>
+      </w:r>
+      <w:r>
+        <w:rPr>
+          <w:rStyle w:val="VerbatimChar"/>
+        </w:rPr>
+        <w:t xml:space="preserve">Productos en stock adecuado: 3</w:t>
+      </w:r>
+      <w:r>
+        <w:br/>
+      </w:r>
+      <w:r>
+        <w:rPr>
+          <w:rStyle w:val="VerbatimChar"/>
+        </w:rPr>
+        <w:t xml:space="preserve">Productos bajo stock mínimo: 2</w:t>
+      </w:r>
+      <w:r>
+        <w:br/>
+      </w:r>
+      <w:r>
+        <w:br/>
+      </w:r>
+      <w:r>
+        <w:rPr>
+          <w:rStyle w:val="VerbatimChar"/>
+        </w:rPr>
+        <w:t xml:space="preserve">⚠️ ALERTA - Productos que requieren reposición:</w:t>
+      </w:r>
+      <w:r>
+        <w:br/>
+      </w:r>
+      <w:r>
+        <w:rPr>
+          <w:rStyle w:val="VerbatimChar"/>
+        </w:rPr>
+        <w:t xml:space="preserve">  - Teclado: 8 unidades (faltante: 7 unidades)</w:t>
+      </w:r>
+      <w:r>
+        <w:br/>
+      </w:r>
+      <w:r>
+        <w:rPr>
+          <w:rStyle w:val="VerbatimChar"/>
+        </w:rPr>
+        <w:t xml:space="preserve">  - Impresora: 5 unidades (faltante: 3 unidades)</w:t>
+      </w:r>
+      <w:r>
+        <w:br/>
+      </w:r>
+      <w:r>
+        <w:br/>
+      </w:r>
+      <w:r>
+        <w:rPr>
+          <w:rStyle w:val="VerbatimChar"/>
+        </w:rPr>
+        <w:t xml:space="preserve">======================================================================</w:t>
+      </w:r>
+      <w:r>
+        <w:br/>
+      </w:r>
+      <w:r>
+        <w:rPr>
+          <w:rStyle w:val="VerbatimChar"/>
+        </w:rPr>
+        <w:t xml:space="preserve">PRODUCTOS POR VALOR:</w:t>
+      </w:r>
+      <w:r>
+        <w:br/>
+      </w:r>
+      <w:r>
+        <w:rPr>
+          <w:rStyle w:val="VerbatimChar"/>
+        </w:rPr>
+        <w:t xml:space="preserve">1. Laptop (PROD001): S/ 62,500.00 (68.0%)</w:t>
+      </w:r>
+      <w:r>
+        <w:br/>
+      </w:r>
+      <w:r>
+        <w:rPr>
+          <w:rStyle w:val="VerbatimChar"/>
+        </w:rPr>
+        <w:t xml:space="preserve">2. Monitor (PROD004): S/ 24,000.00 (26.1%)</w:t>
+      </w:r>
+      <w:r>
+        <w:br/>
+      </w:r>
+      <w:r>
+        <w:rPr>
+          <w:rStyle w:val="VerbatimChar"/>
+        </w:rPr>
+        <w:t xml:space="preserve">3. Mouse (PROD002): S/ 2,500.00 (2.7%)</w:t>
+      </w:r>
+      <w:r>
+        <w:br/>
+      </w:r>
+      <w:r>
+        <w:rPr>
+          <w:rStyle w:val="VerbatimChar"/>
+        </w:rPr>
+        <w:t xml:space="preserve">4. Impresora (PROD005): S/ 2,250.00 (2.4%)</w:t>
+      </w:r>
+      <w:r>
+        <w:br/>
+      </w:r>
+      <w:r>
+        <w:rPr>
+          <w:rStyle w:val="VerbatimChar"/>
+        </w:rPr>
+        <w:t xml:space="preserve">5. Teclado (PROD003): S/ 640.00 (0.7%)</w:t>
       </w:r>
     </w:p>
     <w:bookmarkEnd w:id="85"/>
